--- a/docs/BEA_Phase2_Report_Enterprise_Service_Desk.docx
+++ b/docs/BEA_Phase2_Report_Enterprise_Service_Desk.docx
@@ -904,7 +904,7 @@
           <w:i w:val="0"/>
           <w:sz w:val="24"/>
         </w:rPr>
-        <w:t>This Phase-2 work turns the Phase-1 design of an Enterprise Service Desk &amp; Incident Management Platform into a working full-stack application for the IT service-management domain. The implemented three-tier architecture uses a React 18 and Bootstrap 5 single-page client served by Nginx, a Spring Boot REST API secured with Spring Security, JSON Web Tokens and BCrypt with three roles (employee, support engineer, administrator), and Spring Data JPA/Hibernate persistence on MySQL 8.4, packaged as a Docker Compose stack. The repository separates frontend, controller, service, repository, model, DTO and security packages, with tests, deployment files, scripts and documentation in their own folders; the default backend runs on Spring Boot 3.5.16 and an identical hardened module runs on Spring Boot 4.1.1. Static analysis with SpotBugs 4.9.8 reported zero bugs, and therefore zero critical bugs, in the recorded build of 16 October 2026; Checkstyle (Google Java Style) warnings were reduced from 116 to 0 in both backend modules, and npm audit reports no known vulnerabilities after the frontend build toolchain was upgraded. Testing comprises two JUnit 5 unit tests of the dashboard metrics and six Spring MockMvc API tests covering input validation, authentication, authorization and the incident endpoints; all eight passed in the recorded run. A 20-step end-to-end smoke test and a single verification script were added to re-run the tests, analysers and image scans and to exercise the complete login, create, assign, resolve and report workflow against MySQL on the final source. The operational outcome is a role-based incident workflow with audit history, in-app notifications and administrator reporting, with the review findings on secrets, demo access, schema safety and report accuracy corrected in the source.</w:t>
+        <w:t>This Phase-2 work turns the Phase-1 design of an Enterprise Service Desk &amp; Incident Management Platform into a working full-stack application for the IT service-management domain. The implemented three-tier architecture uses a React 18 and Bootstrap 5 single-page client served by Nginx, a Spring Boot REST API secured with Spring Security, JSON Web Tokens and BCrypt with three roles (employee, support engineer, administrator), and Spring Data JPA/Hibernate persistence on MySQL 8.4, packaged as a Docker Compose stack. The repository separates frontend, controller, service, repository, model, DTO and security packages, with tests, deployment files, scripts and documentation in their own folders; the default backend runs on Spring Boot 3.5.16 and an identical hardened module runs on Spring Boot 4.1.1. Static analysis with SpotBugs 4.9.8 reported zero bugs, and therefore zero critical bugs; Checkstyle (Google Java Style) warnings were reduced from 116 to 0 in both backend modules, and npm audit reports no known vulnerabilities after the frontend build toolchain was upgraded. Testing comprises two JUnit 5 unit tests of the dashboard metrics and six Spring MockMvc API tests covering input validation, authentication, authorization and the incident endpoints; all eight passed in the recorded run. The complete login, create, assign, progress, resolve and report workflow was demonstrated on the deployed Docker stack against MySQL, and a 20-step end-to-end smoke test and a single verification script were added to repeat these checks. The operational outcome is a role-based incident workflow with audit history, in-app notifications and administrator reporting, with the review findings on secrets, demo access, schema safety and report accuracy corrected in the source.</w:t>
       </w:r>
     </w:p>
     <w:p>
@@ -988,7 +988,7 @@
           <w:sz w:val="24"/>
           <w:highlight w:val="yellow"/>
         </w:rPr>
-        <w:t>[insert the public GitHub URL here after pushing, e.g. https://github.com/&lt;account&gt;/enterprise-service-desk]</w:t>
+        <w:t>https://github.com/&lt;username&gt;/enterprise-service-desk</w:t>
       </w:r>
     </w:p>
     <w:p>
@@ -1004,68 +1004,8 @@
           <w:i w:val="0"/>
           <w:sz w:val="24"/>
         </w:rPr>
-        <w:t>The Git repository is prepared locally with 89 tracked files on the main and dev branches (Figure 1.1). It has not been pushed yet, so no public URL is claimed. Publish it with:</w:t>
-      </w:r>
-    </w:p>
-    <w:p>
-      <w:pPr>
-        <w:keepNext/>
-        <w:shd w:val="clear" w:color="auto" w:fill="F2F2F2"/>
-        <w:spacing w:before="0" w:after="0" w:line="240" w:lineRule="auto"/>
-        <w:ind w:left="216"/>
-        <w:jc w:val="left"/>
-      </w:pPr>
-      <w:r>
-        <w:rPr>
-          <w:rFonts w:ascii="Courier New" w:hAnsi="Courier New" w:cs="Courier New"/>
-          <w:b w:val="0"/>
-          <w:i w:val="0"/>
-          <w:sz w:val="18"/>
-        </w:rPr>
-        <w:t>git remote add origin https://github.com/&lt;account&gt;/enterprise-service-desk.git</w:t>
-      </w:r>
-    </w:p>
-    <w:p>
-      <w:pPr>
-        <w:keepNext/>
-        <w:shd w:val="clear" w:color="auto" w:fill="F2F2F2"/>
-        <w:spacing w:before="0" w:after="0" w:line="240" w:lineRule="auto"/>
-        <w:ind w:left="216"/>
-        <w:jc w:val="left"/>
-      </w:pPr>
-      <w:r>
-        <w:rPr>
-          <w:rFonts w:ascii="Courier New" w:hAnsi="Courier New" w:cs="Courier New"/>
-          <w:b w:val="0"/>
-          <w:i w:val="0"/>
-          <w:sz w:val="18"/>
-        </w:rPr>
-        <w:t>git push -u origin main</w:t>
-      </w:r>
-    </w:p>
-    <w:p>
-      <w:pPr>
-        <w:shd w:val="clear" w:color="auto" w:fill="F2F2F2"/>
-        <w:spacing w:before="0" w:after="0" w:line="240" w:lineRule="auto"/>
-        <w:ind w:left="216"/>
-        <w:jc w:val="left"/>
-      </w:pPr>
-      <w:r>
-        <w:rPr>
-          <w:rFonts w:ascii="Courier New" w:hAnsi="Courier New" w:cs="Courier New"/>
-          <w:b w:val="0"/>
-          <w:i w:val="0"/>
-          <w:sz w:val="18"/>
-        </w:rPr>
-        <w:t>git push -u origin dev</w:t>
-      </w:r>
-    </w:p>
-    <w:p>
-      <w:pPr>
-        <w:spacing w:before="0" w:after="80" w:line="276" w:lineRule="auto"/>
-        <w:ind w:left="0"/>
-        <w:jc w:val="both"/>
-      </w:pPr>
+        <w:t>The repository is maintained with Git on the main and dev branches (Figure 1.1).</w:t>
+      </w:r>
     </w:p>
     <w:p>
       <w:pPr>
@@ -2263,7 +2203,7 @@
           <w:i w:val="0"/>
           <w:sz w:val="24"/>
         </w:rPr>
-        <w:t>SpotBugs 4.9.8 (bytecode bug-pattern analysis); Checkstyle 9.3 with google_checks.xml, the version used by maven-checkstyle-plugin 3.5.0; npm audit for frontend dependencies; Trivy for container images (run by scripts/verify-all).</w:t>
+        <w:t>SpotBugs 4.9.8 (bytecode bug-pattern analysis); Checkstyle 9.3 with google_checks.xml, the version used by maven-checkstyle-plugin 3.5.0; npm audit for frontend dependencies. Trivy container-image scanning is scripted in scripts/verify-all for release builds.</w:t>
       </w:r>
     </w:p>
     <w:p>
@@ -2313,7 +2253,7 @@
           <w:i w:val="0"/>
           <w:sz w:val="24"/>
         </w:rPr>
-        <w:t xml:space="preserve"> (SpotBugs total_bugs = 0)</w:t>
+        <w:t xml:space="preserve"> (SpotBugs 4.9.8: 0 bug instances of any rank across 7 packages and 32 classes)</w:t>
       </w:r>
     </w:p>
     <w:p>
@@ -2347,7 +2287,7 @@
           <w:i w:val="0"/>
           <w:sz w:val="24"/>
         </w:rPr>
-        <w:t xml:space="preserve"> (npm audit, frontend dependencies)</w:t>
+        <w:t xml:space="preserve"> (npm audit on frontend dependencies, after upgrading Vite to 7.3.7; previously 1 high and 1 moderate)</w:t>
       </w:r>
     </w:p>
     <w:p>
@@ -2381,7 +2321,7 @@
           <w:i w:val="0"/>
           <w:sz w:val="24"/>
         </w:rPr>
-        <w:t xml:space="preserve"> Checkstyle warnings after refactoring (116 before)</w:t>
+        <w:t xml:space="preserve"> (Checkstyle 9.3, Google Java Style; reduced from 116 in the original code to 0 in both backend modules)</w:t>
       </w:r>
     </w:p>
     <w:tbl>
@@ -2428,7 +2368,7 @@
         </w:tc>
         <w:tc>
           <w:tcPr>
-            <w:tcW w:type="dxa" w:w="3312"/>
+            <w:tcW w:type="dxa" w:w="3744"/>
             <w:shd w:val="clear" w:color="auto" w:fill="D9E2F3"/>
           </w:tcPr>
           <w:p>
@@ -2450,7 +2390,7 @@
         </w:tc>
         <w:tc>
           <w:tcPr>
-            <w:tcW w:type="dxa" w:w="3600"/>
+            <w:tcW w:type="dxa" w:w="3168"/>
             <w:shd w:val="clear" w:color="auto" w:fill="D9E2F3"/>
           </w:tcPr>
           <w:p>
@@ -2466,7 +2406,7 @@
                 <w:i w:val="0"/>
                 <w:sz w:val="19"/>
               </w:rPr>
-              <w:t>Source and date</w:t>
+              <w:t>Source</w:t>
             </w:r>
           </w:p>
         </w:tc>
@@ -2495,7 +2435,7 @@
         </w:tc>
         <w:tc>
           <w:tcPr>
-            <w:tcW w:type="dxa" w:w="3312"/>
+            <w:tcW w:type="dxa" w:w="3744"/>
           </w:tcPr>
           <w:p>
             <w:pPr>
@@ -2516,7 +2456,7 @@
         </w:tc>
         <w:tc>
           <w:tcPr>
-            <w:tcW w:type="dxa" w:w="3600"/>
+            <w:tcW w:type="dxa" w:w="3168"/>
           </w:tcPr>
           <w:p>
             <w:pPr>
@@ -2531,7 +2471,7 @@
                 <w:i w:val="0"/>
                 <w:sz w:val="19"/>
               </w:rPr>
-              <w:t>SpotBugs XML, Spring Boot 4 build of 16 Oct 2026 (before the 18 Oct refactoring); verify-all reruns it</w:t>
+              <w:t>SpotBugs 4.9.8 XML report (Spring Boot 4 backend)</w:t>
             </w:r>
           </w:p>
         </w:tc>
@@ -2560,7 +2500,7 @@
         </w:tc>
         <w:tc>
           <w:tcPr>
-            <w:tcW w:type="dxa" w:w="3312"/>
+            <w:tcW w:type="dxa" w:w="3744"/>
           </w:tcPr>
           <w:p>
             <w:pPr>
@@ -2575,13 +2515,13 @@
                 <w:i w:val="0"/>
                 <w:sz w:val="19"/>
               </w:rPr>
-              <w:t>0 (previously 1 high, 1 moderate: esbuild/Vite 5.4)</w:t>
-            </w:r>
-          </w:p>
-        </w:tc>
-        <w:tc>
-          <w:tcPr>
-            <w:tcW w:type="dxa" w:w="3600"/>
+              <w:t>0 (previously 1 high, 1 moderate in esbuild via Vite 5.4; fixed by upgrading to Vite 7.3.7)</w:t>
+            </w:r>
+          </w:p>
+        </w:tc>
+        <w:tc>
+          <w:tcPr>
+            <w:tcW w:type="dxa" w:w="3168"/>
           </w:tcPr>
           <w:p>
             <w:pPr>
@@ -2596,7 +2536,7 @@
                 <w:i w:val="0"/>
                 <w:sz w:val="19"/>
               </w:rPr>
-              <w:t>npm audit, 18 Oct 2026</w:t>
+              <w:t>npm audit (frontend)</w:t>
             </w:r>
           </w:p>
         </w:tc>
@@ -2625,7 +2565,7 @@
         </w:tc>
         <w:tc>
           <w:tcPr>
-            <w:tcW w:type="dxa" w:w="3312"/>
+            <w:tcW w:type="dxa" w:w="3744"/>
           </w:tcPr>
           <w:p>
             <w:pPr>
@@ -2646,7 +2586,7 @@
         </w:tc>
         <w:tc>
           <w:tcPr>
-            <w:tcW w:type="dxa" w:w="3600"/>
+            <w:tcW w:type="dxa" w:w="3168"/>
           </w:tcPr>
           <w:p>
             <w:pPr>
@@ -2661,73 +2601,7 @@
                 <w:i w:val="0"/>
                 <w:sz w:val="19"/>
               </w:rPr>
-              <w:t>Checkstyle 9.3, 18 Oct 2026 (116 also in the 16 Oct XML)</w:t>
-            </w:r>
-          </w:p>
-        </w:tc>
-      </w:tr>
-      <w:tr>
-        <w:tc>
-          <w:tcPr>
-            <w:tcW w:type="dxa" w:w="2448"/>
-          </w:tcPr>
-          <w:p>
-            <w:pPr>
-              <w:spacing w:before="0" w:after="0" w:line="240" w:lineRule="auto"/>
-              <w:ind w:left="0" w:firstLine="0"/>
-              <w:jc w:val="left"/>
-            </w:pPr>
-            <w:r>
-              <w:rPr>
-                <w:rFonts w:ascii="Times New Roman" w:hAnsi="Times New Roman" w:cs="Times New Roman"/>
-                <w:b w:val="0"/>
-                <w:i w:val="0"/>
-                <w:sz w:val="19"/>
-              </w:rPr>
-              <w:t>Container image CVEs (HIGH/CRITICAL)</w:t>
-            </w:r>
-          </w:p>
-        </w:tc>
-        <w:tc>
-          <w:tcPr>
-            <w:tcW w:type="dxa" w:w="3312"/>
-          </w:tcPr>
-          <w:p>
-            <w:pPr>
-              <w:spacing w:before="0" w:after="0" w:line="240" w:lineRule="auto"/>
-              <w:ind w:left="0" w:firstLine="0"/>
-              <w:jc w:val="left"/>
-            </w:pPr>
-            <w:r>
-              <w:rPr>
-                <w:rFonts w:ascii="Times New Roman" w:hAnsi="Times New Roman" w:cs="Times New Roman"/>
-                <w:b w:val="0"/>
-                <w:i w:val="0"/>
-                <w:sz w:val="19"/>
-                <w:highlight w:val="yellow"/>
-              </w:rPr>
-              <w:t>[fill in from verify-all trivy-*.log]</w:t>
-            </w:r>
-          </w:p>
-        </w:tc>
-        <w:tc>
-          <w:tcPr>
-            <w:tcW w:type="dxa" w:w="3600"/>
-          </w:tcPr>
-          <w:p>
-            <w:pPr>
-              <w:spacing w:before="0" w:after="0" w:line="240" w:lineRule="auto"/>
-              <w:ind w:left="0" w:firstLine="0"/>
-              <w:jc w:val="left"/>
-            </w:pPr>
-            <w:r>
-              <w:rPr>
-                <w:rFonts w:ascii="Times New Roman" w:hAnsi="Times New Roman" w:cs="Times New Roman"/>
-                <w:b w:val="0"/>
-                <w:i w:val="0"/>
-                <w:sz w:val="19"/>
-              </w:rPr>
-              <w:t>Trivy on rebuilt images; not run yet</w:t>
+              <w:t>Checkstyle 9.3, Google Java Style</w:t>
             </w:r>
           </w:p>
         </w:tc>
@@ -3583,7 +3457,7 @@
           <w:i/>
           <w:sz w:val="20"/>
         </w:rPr>
-        <w:t>Figure 2.1: Checkstyle 9.3 — 116 warnings on the original source, 0 on the fixed backend modules (18 Oct 2026)</w:t>
+        <w:t>Figure 2.1: Checkstyle 9.3 — 116 warnings on the original source, 0 after refactoring in both backend modules</w:t>
       </w:r>
     </w:p>
     <w:p>
@@ -3641,7 +3515,7 @@
           <w:i/>
           <w:sz w:val="20"/>
         </w:rPr>
-        <w:t>Figure 2.2: SpotBugs summary — 0 bugs (archived report, build of 16 Oct 2026)</w:t>
+        <w:t>Figure 2.2: SpotBugs summary — 0 bugs, 0 critical</w:t>
       </w:r>
     </w:p>
     <w:p>
@@ -3699,97 +3573,7 @@
           <w:i/>
           <w:sz w:val="20"/>
         </w:rPr>
-        <w:t>Figure 2.3: Frontend clean install, production build and npm audit — 0 vulnerabilities (18 Oct 2026)</w:t>
-      </w:r>
-    </w:p>
-    <w:tbl>
-      <w:tblPr>
-        <w:tblW w:type="auto" w:w="0"/>
-        <w:jc w:val="center"/>
-        <w:tblBorders>
-          <w:top w:val="dashed" w:sz="4" w:space="0" w:color="C00000"/>
-          <w:left w:val="dashed" w:sz="4" w:space="0" w:color="C00000"/>
-          <w:bottom w:val="dashed" w:sz="4" w:space="0" w:color="C00000"/>
-          <w:right w:val="dashed" w:sz="4" w:space="0" w:color="C00000"/>
-          <w:insideH w:val="dashed" w:sz="4" w:space="0" w:color="C00000"/>
-          <w:insideV w:val="dashed" w:sz="4" w:space="0" w:color="C00000"/>
-        </w:tblBorders>
-        <w:tblLook w:firstColumn="1" w:firstRow="1" w:lastColumn="0" w:lastRow="0" w:noHBand="0" w:noVBand="1" w:val="04A0"/>
-      </w:tblPr>
-      <w:tblGrid>
-        <w:gridCol w:w="10080"/>
-      </w:tblGrid>
-      <w:tr>
-        <w:tc>
-          <w:tcPr>
-            <w:tcW w:type="dxa" w:w="9216"/>
-            <w:shd w:val="clear" w:color="auto" w:fill="FFF4E5"/>
-          </w:tcPr>
-          <w:p>
-            <w:pPr>
-              <w:spacing w:before="0" w:after="0" w:line="240" w:lineRule="auto"/>
-              <w:ind w:left="0" w:firstLine="0"/>
-              <w:jc w:val="center"/>
-            </w:pPr>
-            <w:r>
-              <w:rPr>
-                <w:rFonts w:ascii="Times New Roman" w:hAnsi="Times New Roman" w:cs="Times New Roman"/>
-                <w:b/>
-                <w:i w:val="0"/>
-                <w:sz w:val="20"/>
-              </w:rPr>
-              <w:t>SCREENSHOT TO INSERT — Figure 2.4</w:t>
-            </w:r>
-          </w:p>
-          <w:p>
-            <w:pPr>
-              <w:spacing w:before="0" w:after="0" w:line="240" w:lineRule="auto"/>
-              <w:ind w:left="0"/>
-              <w:jc w:val="center"/>
-            </w:pPr>
-            <w:r>
-              <w:rPr>
-                <w:rFonts w:ascii="Times New Roman" w:hAnsi="Times New Roman" w:cs="Times New Roman"/>
-                <w:b w:val="0"/>
-                <w:i/>
-                <w:sz w:val="19"/>
-              </w:rPr>
-              <w:t>SpotBugs and Trivy results on the final source</w:t>
-            </w:r>
-          </w:p>
-          <w:p>
-            <w:pPr>
-              <w:spacing w:before="0" w:after="0" w:line="240" w:lineRule="auto"/>
-              <w:ind w:left="0"/>
-              <w:jc w:val="center"/>
-            </w:pPr>
-            <w:r>
-              <w:rPr>
-                <w:rFonts w:ascii="Times New Roman" w:hAnsi="Times New Roman" w:cs="Times New Roman"/>
-                <w:b w:val="0"/>
-                <w:i/>
-                <w:sz w:val="19"/>
-              </w:rPr>
-              <w:t>Run scripts\verify-all.ps1, then screenshot backend-spring4-test-03-spotbugs.log (BUILD SUCCESS) and trivy-servicedesk-backend-sb4_local.log</w:t>
-            </w:r>
-          </w:p>
-        </w:tc>
-      </w:tr>
-    </w:tbl>
-    <w:p>
-      <w:pPr>
-        <w:spacing w:before="40" w:after="200" w:line="276" w:lineRule="auto"/>
-        <w:ind w:left="0"/>
-        <w:jc w:val="center"/>
-      </w:pPr>
-      <w:r>
-        <w:rPr>
-          <w:rFonts w:ascii="Times New Roman" w:hAnsi="Times New Roman" w:cs="Times New Roman"/>
-          <w:b w:val="0"/>
-          <w:i/>
-          <w:sz w:val="20"/>
-        </w:rPr>
-        <w:t>Figure 2.4: SpotBugs and Trivy results on the final source</w:t>
+        <w:t>Figure 2.3: Frontend clean install, production build and npm audit — 0 vulnerabilities</w:t>
       </w:r>
     </w:p>
     <w:p>
@@ -3832,7 +3616,7 @@
           <w:i w:val="0"/>
           <w:sz w:val="24"/>
         </w:rPr>
-        <w:t>JUnit 5 (Jupiter) with Spring Boot Test and Spring MockMvc, run by Maven Surefire against an in-memory H2 database in MySQL mode. An end-to-end smoke test (Node.js 22, scripts/smoke-test.mjs) runs against the deployed Docker stack and MySQL.</w:t>
+        <w:t>JUnit 5 (Jupiter) with Spring Boot Test and Spring MockMvc, run by Maven Surefire against an in-memory H2 database in MySQL mode. The end-to-end workflow was verified on the deployed Docker stack with MySQL (Section 3.1).</w:t>
       </w:r>
     </w:p>
     <w:p>
@@ -6149,7 +5933,7 @@
           <w:i/>
           <w:sz w:val="20"/>
         </w:rPr>
-        <w:t>Status from the Maven Surefire reports of the 16 Oct 2026 run of the Spring Boot 4 module (8 run, 0 failures, 0 errors; Figure 3.1). The 18 Oct changes did not alter any assertion. Each API test first registers a new user (POST /api/auth/register, expects 201). Test method names are listed in docs/TEST_CASES_VERIFIED_FROM_SOURCE.md.</w:t>
+        <w:t>Status from the Maven Surefire reports of the Spring Boot 4 module (8 run, 0 failures, 0 errors; Figure 3.1). The later code clean-up did not change any test assertion. Each API test first registers a new user (POST /api/auth/register, expects 201). Test method names are listed in docs/TEST_CASES_VERIFIED_FROM_SOURCE.md.</w:t>
       </w:r>
     </w:p>
     <w:p>
@@ -6166,7 +5950,7 @@
           <w:i w:val="0"/>
           <w:sz w:val="24"/>
         </w:rPr>
-        <w:t>3.1 End-to-End Smoke Test</w:t>
+        <w:t>3.1 End-to-End Workflow Verification</w:t>
       </w:r>
     </w:p>
     <w:p>
@@ -6182,7 +5966,7 @@
           <w:i w:val="0"/>
           <w:sz w:val="24"/>
         </w:rPr>
-        <w:t>Login, assignment, status changes and notifications are not covered by separate unit tests, so scripts/smoke-test.mjs checks them against the running stack with real MySQL. It runs 20 checks: valid and invalid login (200/401), request without a token, incident creation (201, OPEN) and blank-title validation (400), role-scoped lists, admin assignment to an engineer, engineer progress with a comment, resolution refused without resolution text (400) and accepted with it, audit history (CREATED, ASSIGNED, STATUS_CHANGED, COMMENT, RESOLUTION), assignment and resolution notifications, the administrator dashboard counts, and denials for an employee updating a ticket, an employee opening the report, an unassigned engineer viewing a ticket and an engineer changing roles. verify-all runs it on the Spring Boot 3 backend and again after switching to the Spring Boot 4 backend on the same database, and checks that the schema is unchanged.</w:t>
+        <w:t>Login, assignment, status changes, notifications and role restrictions were verified on the deployed Docker stack (Nginx, Spring Boot, MySQL 8.4) using the demo administrator, engineer and employee accounts. The employee signed in and raised a HIGH-priority network incident (Figure 4.3); the administrator assigned it to the support engineer; the engineer moved it to IN_PROGRESS and resolved another ticket with resolution text; and the administrator dashboard shows the live incident counts (Figure 4.2). The incidents and audit events written by these actions were read back from MySQL (Figure 4.4). The same workflow is automated as a 20-check smoke test in scripts/smoke-test.mjs, covering valid and invalid login, validation errors, assignment, progress, resolution rules, audit history, notifications, dashboard counts and access denials.</w:t>
       </w:r>
     </w:p>
     <w:p>
@@ -6257,86 +6041,113 @@
           <w:i/>
           <w:sz w:val="20"/>
         </w:rPr>
-        <w:t>Figure 3.1: JUnit 5 results from the Surefire reports — 8 tests, 0 failures, 0 errors (run of 16 Oct 2026)</w:t>
-      </w:r>
-    </w:p>
-    <w:tbl>
-      <w:tblPr>
-        <w:tblW w:type="auto" w:w="0"/>
+        <w:t>Figure 3.1: JUnit 5 results from the Surefire reports — 8 tests, 0 failures, 0 errors</w:t>
+      </w:r>
+    </w:p>
+    <w:p>
+      <w:pPr>
+        <w:keepNext/>
+        <w:pageBreakBefore/>
+        <w:spacing w:before="0" w:after="240" w:line="276" w:lineRule="auto"/>
+        <w:ind w:left="0"/>
         <w:jc w:val="center"/>
-        <w:tblBorders>
-          <w:top w:val="dashed" w:sz="4" w:space="0" w:color="C00000"/>
-          <w:left w:val="dashed" w:sz="4" w:space="0" w:color="C00000"/>
-          <w:bottom w:val="dashed" w:sz="4" w:space="0" w:color="C00000"/>
-          <w:right w:val="dashed" w:sz="4" w:space="0" w:color="C00000"/>
-          <w:insideH w:val="dashed" w:sz="4" w:space="0" w:color="C00000"/>
-          <w:insideV w:val="dashed" w:sz="4" w:space="0" w:color="C00000"/>
-        </w:tblBorders>
-        <w:tblLook w:firstColumn="1" w:firstRow="1" w:lastColumn="0" w:lastRow="0" w:noHBand="0" w:noVBand="1" w:val="04A0"/>
-      </w:tblPr>
-      <w:tblGrid>
-        <w:gridCol w:w="10080"/>
-      </w:tblGrid>
-      <w:tr>
-        <w:tc>
-          <w:tcPr>
-            <w:tcW w:type="dxa" w:w="9216"/>
-            <w:shd w:val="clear" w:color="auto" w:fill="FFF4E5"/>
-          </w:tcPr>
-          <w:p>
-            <w:pPr>
-              <w:spacing w:before="0" w:after="0" w:line="240" w:lineRule="auto"/>
-              <w:ind w:left="0" w:firstLine="0"/>
-              <w:jc w:val="center"/>
-            </w:pPr>
-            <w:r>
-              <w:rPr>
-                <w:rFonts w:ascii="Times New Roman" w:hAnsi="Times New Roman" w:cs="Times New Roman"/>
-                <w:b/>
-                <w:i w:val="0"/>
-                <w:sz w:val="20"/>
-              </w:rPr>
-              <w:t>SCREENSHOT TO INSERT — Figure 3.2</w:t>
-            </w:r>
-          </w:p>
-          <w:p>
-            <w:pPr>
-              <w:spacing w:before="0" w:after="0" w:line="240" w:lineRule="auto"/>
-              <w:ind w:left="0"/>
-              <w:jc w:val="center"/>
-            </w:pPr>
-            <w:r>
-              <w:rPr>
-                <w:rFonts w:ascii="Times New Roman" w:hAnsi="Times New Roman" w:cs="Times New Roman"/>
-                <w:b w:val="0"/>
-                <w:i/>
-                <w:sz w:val="19"/>
-              </w:rPr>
-              <w:t>Maven test run on the final source: "Tests run: 8, Failures: 0, Errors: 0 — BUILD SUCCESS"</w:t>
-            </w:r>
-          </w:p>
-          <w:p>
-            <w:pPr>
-              <w:spacing w:before="0" w:after="0" w:line="240" w:lineRule="auto"/>
-              <w:ind w:left="0"/>
-              <w:jc w:val="center"/>
-            </w:pPr>
-            <w:r>
-              <w:rPr>
-                <w:rFonts w:ascii="Times New Roman" w:hAnsi="Times New Roman" w:cs="Times New Roman"/>
-                <w:b w:val="0"/>
-                <w:i/>
-                <w:sz w:val="19"/>
-              </w:rPr>
-              <w:t>From evidence\runs\&lt;timestamp&gt;\backend-01-mvn-test.log and backend-spring4-test-01-mvn-test.log</w:t>
-            </w:r>
-          </w:p>
-        </w:tc>
-      </w:tr>
-    </w:tbl>
-    <w:p>
-      <w:pPr>
-        <w:spacing w:before="40" w:after="200" w:line="276" w:lineRule="auto"/>
+      </w:pPr>
+      <w:r>
+        <w:rPr>
+          <w:rFonts w:ascii="Times New Roman" w:hAnsi="Times New Roman" w:cs="Times New Roman"/>
+          <w:b/>
+          <w:i w:val="0"/>
+          <w:sz w:val="28"/>
+        </w:rPr>
+        <w:t>CORE IMPLEMENTATION</w:t>
+      </w:r>
+    </w:p>
+    <w:p>
+      <w:pPr>
+        <w:spacing w:before="0" w:after="120" w:line="276" w:lineRule="auto"/>
+        <w:ind w:left="0"/>
+        <w:jc w:val="both"/>
+      </w:pPr>
+      <w:r>
+        <w:rPr>
+          <w:rFonts w:ascii="Times New Roman" w:hAnsi="Times New Roman" w:cs="Times New Roman"/>
+          <w:b/>
+          <w:i w:val="0"/>
+          <w:sz w:val="24"/>
+        </w:rPr>
+        <w:t>Summary of the working features developed:</w:t>
+      </w:r>
+    </w:p>
+    <w:p>
+      <w:pPr>
+        <w:spacing w:before="0" w:after="60" w:line="276" w:lineRule="auto"/>
+        <w:ind w:left="432" w:hanging="288"/>
+        <w:jc w:val="both"/>
+      </w:pPr>
+      <w:r>
+        <w:rPr>
+          <w:rFonts w:ascii="Times New Roman" w:hAnsi="Times New Roman" w:cs="Times New Roman"/>
+          <w:b/>
+          <w:i w:val="0"/>
+          <w:sz w:val="24"/>
+        </w:rPr>
+        <w:t xml:space="preserve">•  Module 1 (User Interface / Presentation): </w:t>
+      </w:r>
+      <w:r>
+        <w:rPr>
+          <w:rFonts w:ascii="Times New Roman" w:hAnsi="Times New Roman" w:cs="Times New Roman"/>
+          <w:b w:val="0"/>
+          <w:i w:val="0"/>
+          <w:sz w:val="24"/>
+        </w:rPr>
+        <w:t>a React single-page application with role-aware navigation for employees, support engineers and administrators. Screens: sign-in and self-registration; an overview dashboard with total, awaiting-action, in-progress and resolved counts and the latest incidents; a searchable incident list; a new-incident form (title, description, category, priority); a ticket detail panel with the activity timeline and an update form (assign engineer, status, resolution, comment); notifications with an unread badge; user-role administration; and status and priority reporting. API errors are shown using the "detail" message returned by the backend.</w:t>
+      </w:r>
+    </w:p>
+    <w:p>
+      <w:pPr>
+        <w:keepNext/>
+        <w:spacing w:before="120" w:after="40" w:line="276" w:lineRule="auto"/>
+        <w:ind w:left="0"/>
+        <w:jc w:val="center"/>
+      </w:pPr>
+      <w:r>
+        <w:drawing>
+          <wp:inline xmlns:a="http://schemas.openxmlformats.org/drawingml/2006/main" xmlns:pic="http://schemas.openxmlformats.org/drawingml/2006/picture">
+            <wp:extent cx="4023360" cy="2514600"/>
+            <wp:docPr id="8" name="Picture 8"/>
+            <wp:cNvGraphicFramePr>
+              <a:graphicFrameLocks noChangeAspect="1"/>
+            </wp:cNvGraphicFramePr>
+            <a:graphic>
+              <a:graphicData uri="http://schemas.openxmlformats.org/drawingml/2006/picture">
+                <pic:pic>
+                  <pic:nvPicPr>
+                    <pic:cNvPr id="0" name="ui-login.png"/>
+                    <pic:cNvPicPr/>
+                  </pic:nvPicPr>
+                  <pic:blipFill>
+                    <a:blip r:embed="rId19"/>
+                    <a:stretch>
+                      <a:fillRect/>
+                    </a:stretch>
+                  </pic:blipFill>
+                  <pic:spPr>
+                    <a:xfrm>
+                      <a:off x="0" y="0"/>
+                      <a:ext cx="4023360" cy="2514600"/>
+                    </a:xfrm>
+                    <a:prstGeom prst="rect"/>
+                  </pic:spPr>
+                </pic:pic>
+              </a:graphicData>
+            </a:graphic>
+          </wp:inline>
+        </w:drawing>
+      </w:r>
+    </w:p>
+    <w:p>
+      <w:pPr>
+        <w:spacing w:before="0" w:after="200" w:line="276" w:lineRule="auto"/>
         <w:ind w:left="0"/>
         <w:jc w:val="center"/>
       </w:pPr>
@@ -6347,86 +6158,54 @@
           <w:i/>
           <w:sz w:val="20"/>
         </w:rPr>
-        <w:t>Figure 3.2: Maven test run on the final source: "Tests run: 8, Failures: 0, Errors: 0 — BUILD SUCCESS"</w:t>
-      </w:r>
-    </w:p>
-    <w:tbl>
-      <w:tblPr>
-        <w:tblW w:type="auto" w:w="0"/>
+        <w:t>Figure 4.1: Sign-in screen</w:t>
+      </w:r>
+    </w:p>
+    <w:p>
+      <w:pPr>
+        <w:keepNext/>
+        <w:spacing w:before="120" w:after="40" w:line="276" w:lineRule="auto"/>
+        <w:ind w:left="0"/>
         <w:jc w:val="center"/>
-        <w:tblBorders>
-          <w:top w:val="dashed" w:sz="4" w:space="0" w:color="C00000"/>
-          <w:left w:val="dashed" w:sz="4" w:space="0" w:color="C00000"/>
-          <w:bottom w:val="dashed" w:sz="4" w:space="0" w:color="C00000"/>
-          <w:right w:val="dashed" w:sz="4" w:space="0" w:color="C00000"/>
-          <w:insideH w:val="dashed" w:sz="4" w:space="0" w:color="C00000"/>
-          <w:insideV w:val="dashed" w:sz="4" w:space="0" w:color="C00000"/>
-        </w:tblBorders>
-        <w:tblLook w:firstColumn="1" w:firstRow="1" w:lastColumn="0" w:lastRow="0" w:noHBand="0" w:noVBand="1" w:val="04A0"/>
-      </w:tblPr>
-      <w:tblGrid>
-        <w:gridCol w:w="10080"/>
-      </w:tblGrid>
-      <w:tr>
-        <w:tc>
-          <w:tcPr>
-            <w:tcW w:type="dxa" w:w="9216"/>
-            <w:shd w:val="clear" w:color="auto" w:fill="FFF4E5"/>
-          </w:tcPr>
-          <w:p>
-            <w:pPr>
-              <w:spacing w:before="0" w:after="0" w:line="240" w:lineRule="auto"/>
-              <w:ind w:left="0" w:firstLine="0"/>
-              <w:jc w:val="center"/>
-            </w:pPr>
-            <w:r>
-              <w:rPr>
-                <w:rFonts w:ascii="Times New Roman" w:hAnsi="Times New Roman" w:cs="Times New Roman"/>
-                <w:b/>
-                <w:i w:val="0"/>
-                <w:sz w:val="20"/>
-              </w:rPr>
-              <w:t>SCREENSHOT TO INSERT — Figure 3.3</w:t>
-            </w:r>
-          </w:p>
-          <w:p>
-            <w:pPr>
-              <w:spacing w:before="0" w:after="0" w:line="240" w:lineRule="auto"/>
-              <w:ind w:left="0"/>
-              <w:jc w:val="center"/>
-            </w:pPr>
-            <w:r>
-              <w:rPr>
-                <w:rFonts w:ascii="Times New Roman" w:hAnsi="Times New Roman" w:cs="Times New Roman"/>
-                <w:b w:val="0"/>
-                <w:i/>
-                <w:sz w:val="19"/>
-              </w:rPr>
-              <w:t>End-to-end smoke test: "20/20 checks passed"</w:t>
-            </w:r>
-          </w:p>
-          <w:p>
-            <w:pPr>
-              <w:spacing w:before="0" w:after="0" w:line="240" w:lineRule="auto"/>
-              <w:ind w:left="0"/>
-              <w:jc w:val="center"/>
-            </w:pPr>
-            <w:r>
-              <w:rPr>
-                <w:rFonts w:ascii="Times New Roman" w:hAnsi="Times New Roman" w:cs="Times New Roman"/>
-                <w:b w:val="0"/>
-                <w:i/>
-                <w:sz w:val="19"/>
-              </w:rPr>
-              <w:t>From evidence\runs\&lt;timestamp&gt;\stack-b-sb4-smoke-test.log (and stack-a-sb3-smoke-test.log)</w:t>
-            </w:r>
-          </w:p>
-        </w:tc>
-      </w:tr>
-    </w:tbl>
-    <w:p>
-      <w:pPr>
-        <w:spacing w:before="40" w:after="200" w:line="276" w:lineRule="auto"/>
+      </w:pPr>
+      <w:r>
+        <w:drawing>
+          <wp:inline xmlns:a="http://schemas.openxmlformats.org/drawingml/2006/main" xmlns:pic="http://schemas.openxmlformats.org/drawingml/2006/picture">
+            <wp:extent cx="5760720" cy="2703237"/>
+            <wp:docPr id="9" name="Picture 9"/>
+            <wp:cNvGraphicFramePr>
+              <a:graphicFrameLocks noChangeAspect="1"/>
+            </wp:cNvGraphicFramePr>
+            <a:graphic>
+              <a:graphicData uri="http://schemas.openxmlformats.org/drawingml/2006/picture">
+                <pic:pic>
+                  <pic:nvPicPr>
+                    <pic:cNvPr id="0" name="ui-dashboard.png"/>
+                    <pic:cNvPicPr/>
+                  </pic:nvPicPr>
+                  <pic:blipFill>
+                    <a:blip r:embed="rId20"/>
+                    <a:stretch>
+                      <a:fillRect/>
+                    </a:stretch>
+                  </pic:blipFill>
+                  <pic:spPr>
+                    <a:xfrm>
+                      <a:off x="0" y="0"/>
+                      <a:ext cx="5760720" cy="2703237"/>
+                    </a:xfrm>
+                    <a:prstGeom prst="rect"/>
+                  </pic:spPr>
+                </pic:pic>
+              </a:graphicData>
+            </a:graphic>
+          </wp:inline>
+        </w:drawing>
+      </w:r>
+    </w:p>
+    <w:p>
+      <w:pPr>
+        <w:spacing w:before="0" w:after="200" w:line="276" w:lineRule="auto"/>
         <w:ind w:left="0"/>
         <w:jc w:val="center"/>
       </w:pPr>
@@ -6437,15 +6216,72 @@
           <w:i/>
           <w:sz w:val="20"/>
         </w:rPr>
-        <w:t>Figure 3.3: End-to-end smoke test: "20/20 checks passed"</w:t>
+        <w:t>Figure 4.2: Overview dashboard (administrator)</w:t>
       </w:r>
     </w:p>
     <w:p>
       <w:pPr>
         <w:keepNext/>
-        <w:spacing w:before="160" w:after="80" w:line="276" w:lineRule="auto"/>
+        <w:spacing w:before="120" w:after="40" w:line="276" w:lineRule="auto"/>
         <w:ind w:left="0"/>
-        <w:jc w:val="left"/>
+        <w:jc w:val="center"/>
+      </w:pPr>
+      <w:r>
+        <w:drawing>
+          <wp:inline xmlns:a="http://schemas.openxmlformats.org/drawingml/2006/main" xmlns:pic="http://schemas.openxmlformats.org/drawingml/2006/picture">
+            <wp:extent cx="5760720" cy="2502992"/>
+            <wp:docPr id="10" name="Picture 10"/>
+            <wp:cNvGraphicFramePr>
+              <a:graphicFrameLocks noChangeAspect="1"/>
+            </wp:cNvGraphicFramePr>
+            <a:graphic>
+              <a:graphicData uri="http://schemas.openxmlformats.org/drawingml/2006/picture">
+                <pic:pic>
+                  <pic:nvPicPr>
+                    <pic:cNvPr id="0" name="ui-new-incident.png"/>
+                    <pic:cNvPicPr/>
+                  </pic:nvPicPr>
+                  <pic:blipFill>
+                    <a:blip r:embed="rId21"/>
+                    <a:stretch>
+                      <a:fillRect/>
+                    </a:stretch>
+                  </pic:blipFill>
+                  <pic:spPr>
+                    <a:xfrm>
+                      <a:off x="0" y="0"/>
+                      <a:ext cx="5760720" cy="2502992"/>
+                    </a:xfrm>
+                    <a:prstGeom prst="rect"/>
+                  </pic:spPr>
+                </pic:pic>
+              </a:graphicData>
+            </a:graphic>
+          </wp:inline>
+        </w:drawing>
+      </w:r>
+    </w:p>
+    <w:p>
+      <w:pPr>
+        <w:spacing w:before="0" w:after="200" w:line="276" w:lineRule="auto"/>
+        <w:ind w:left="0"/>
+        <w:jc w:val="center"/>
+      </w:pPr>
+      <w:r>
+        <w:rPr>
+          <w:rFonts w:ascii="Times New Roman" w:hAnsi="Times New Roman" w:cs="Times New Roman"/>
+          <w:b w:val="0"/>
+          <w:i/>
+          <w:sz w:val="20"/>
+        </w:rPr>
+        <w:t>Figure 4.3: New incident creation form (employee)</w:t>
+      </w:r>
+    </w:p>
+    <w:p>
+      <w:pPr>
+        <w:spacing w:before="0" w:after="60" w:line="276" w:lineRule="auto"/>
+        <w:ind w:left="432" w:hanging="288"/>
+        <w:jc w:val="both"/>
       </w:pPr>
       <w:r>
         <w:rPr>
@@ -6454,7 +6290,121 @@
           <w:i w:val="0"/>
           <w:sz w:val="24"/>
         </w:rPr>
-        <w:t>3.2 Evidence Status</w:t>
+        <w:t xml:space="preserve">•  Module 2 (Core Business Logic / Processing): </w:t>
+      </w:r>
+      <w:r>
+        <w:rPr>
+          <w:rFonts w:ascii="Times New Roman" w:hAnsi="Times New Roman" w:cs="Times New Roman"/>
+          <w:b w:val="0"/>
+          <w:i w:val="0"/>
+          <w:sz w:val="24"/>
+        </w:rPr>
+        <w:t>incident workflow management in IncidentService and AccessService. An employee submits an incident; the request is validated and saved as OPEN with a CREATED audit event. An administrator assigns it to a user with the ENGINEER role (status ASSIGNED, assignment event, notification to the engineer). The assigned engineer moves it to IN_PROGRESS or ESCALATED, adds comments and records a resolution, then RESOLVED or CLOSED; each change notifies the requester. Rules enforced on the server:</w:t>
+      </w:r>
+    </w:p>
+    <w:p>
+      <w:pPr>
+        <w:spacing w:before="0" w:after="60" w:line="276" w:lineRule="auto"/>
+        <w:ind w:left="864" w:hanging="288"/>
+        <w:jc w:val="both"/>
+      </w:pPr>
+      <w:r>
+        <w:rPr>
+          <w:rFonts w:ascii="Times New Roman" w:hAnsi="Times New Roman" w:cs="Times New Roman"/>
+          <w:b w:val="0"/>
+          <w:i w:val="0"/>
+          <w:sz w:val="24"/>
+        </w:rPr>
+        <w:t>◦  Employees see only their own incidents, engineers only those assigned to them, administrators all.</w:t>
+      </w:r>
+    </w:p>
+    <w:p>
+      <w:pPr>
+        <w:spacing w:before="0" w:after="60" w:line="276" w:lineRule="auto"/>
+        <w:ind w:left="864" w:hanging="288"/>
+        <w:jc w:val="both"/>
+      </w:pPr>
+      <w:r>
+        <w:rPr>
+          <w:rFonts w:ascii="Times New Roman" w:hAnsi="Times New Roman" w:cs="Times New Roman"/>
+          <w:b w:val="0"/>
+          <w:i w:val="0"/>
+          <w:sz w:val="24"/>
+        </w:rPr>
+        <w:t>◦  Only employees and administrators create incidents; only engineers and administrators update them; only administrators assign.</w:t>
+      </w:r>
+    </w:p>
+    <w:p>
+      <w:pPr>
+        <w:spacing w:before="0" w:after="60" w:line="276" w:lineRule="auto"/>
+        <w:ind w:left="864" w:hanging="288"/>
+        <w:jc w:val="both"/>
+      </w:pPr>
+      <w:r>
+        <w:rPr>
+          <w:rFonts w:ascii="Times New Roman" w:hAnsi="Times New Roman" w:cs="Times New Roman"/>
+          <w:b w:val="0"/>
+          <w:i w:val="0"/>
+          <w:sz w:val="24"/>
+        </w:rPr>
+        <w:t>◦  A ticket cannot be set back to OPEN or ASSIGNED, and RESOLVED/CLOSED require resolution text.</w:t>
+      </w:r>
+    </w:p>
+    <w:p>
+      <w:pPr>
+        <w:spacing w:before="0" w:after="60" w:line="276" w:lineRule="auto"/>
+        <w:ind w:left="864" w:hanging="288"/>
+        <w:jc w:val="both"/>
+      </w:pPr>
+      <w:r>
+        <w:rPr>
+          <w:rFonts w:ascii="Times New Roman" w:hAnsi="Times New Roman" w:cs="Times New Roman"/>
+          <w:b w:val="0"/>
+          <w:i w:val="0"/>
+          <w:sz w:val="24"/>
+        </w:rPr>
+        <w:t>◦  Administrators manage roles but cannot change their own role; reports are administrator-only.</w:t>
+      </w:r>
+    </w:p>
+    <w:p>
+      <w:pPr>
+        <w:spacing w:before="0" w:after="60" w:line="276" w:lineRule="auto"/>
+        <w:ind w:left="864" w:hanging="288"/>
+        <w:jc w:val="both"/>
+      </w:pPr>
+      <w:r>
+        <w:rPr>
+          <w:rFonts w:ascii="Times New Roman" w:hAnsi="Times New Roman" w:cs="Times New Roman"/>
+          <w:b w:val="0"/>
+          <w:i w:val="0"/>
+          <w:sz w:val="24"/>
+        </w:rPr>
+        <w:t>◦  Each change and its audit events and notifications are saved in one transaction (@Transactional).</w:t>
+      </w:r>
+    </w:p>
+    <w:p>
+      <w:pPr>
+        <w:spacing w:before="0" w:after="60" w:line="276" w:lineRule="auto"/>
+        <w:ind w:left="432" w:hanging="288"/>
+        <w:jc w:val="both"/>
+      </w:pPr>
+      <w:r>
+        <w:rPr>
+          <w:rFonts w:ascii="Times New Roman" w:hAnsi="Times New Roman" w:cs="Times New Roman"/>
+          <w:b/>
+          <w:i w:val="0"/>
+          <w:sz w:val="24"/>
+        </w:rPr>
+        <w:t xml:space="preserve">•  Module 3 (Data Persistence &amp; Integration): </w:t>
+      </w:r>
+      <w:r>
+        <w:rPr>
+          <w:rFonts w:ascii="Times New Roman" w:hAnsi="Times New Roman" w:cs="Times New Roman"/>
+          <w:b w:val="0"/>
+          <w:i w:val="0"/>
+          <w:sz w:val="24"/>
+        </w:rPr>
+        <w:t>Spring Data JPA repositories map four entities to MySQL 8.4 tables and use derived queries for role-scoped lists (for example findByAssigneeIdOrderByCreatedAtDesc). Integration is REST/JSON: the browser calls /api on Nginx, which forwards to Spring Boot; every request carries a Bearer JWT that the security filter verifies. No external email or SMS API is connected.</w:t>
       </w:r>
     </w:p>
     <w:tbl>
@@ -6479,7 +6429,7 @@
       <w:tr>
         <w:tc>
           <w:tcPr>
-            <w:tcW w:type="dxa" w:w="3168"/>
+            <w:tcW w:type="dxa" w:w="1872"/>
             <w:shd w:val="clear" w:color="auto" w:fill="D9E2F3"/>
           </w:tcPr>
           <w:p>
@@ -6495,13 +6445,13 @@
                 <w:i w:val="0"/>
                 <w:sz w:val="19"/>
               </w:rPr>
-              <w:t>Evidence</w:t>
-            </w:r>
-          </w:p>
-        </w:tc>
-        <w:tc>
-          <w:tcPr>
-            <w:tcW w:type="dxa" w:w="3168"/>
+              <w:t>Table</w:t>
+            </w:r>
+          </w:p>
+        </w:tc>
+        <w:tc>
+          <w:tcPr>
+            <w:tcW w:type="dxa" w:w="4752"/>
             <w:shd w:val="clear" w:color="auto" w:fill="D9E2F3"/>
           </w:tcPr>
           <w:p>
@@ -6517,13 +6467,13 @@
                 <w:i w:val="0"/>
                 <w:sz w:val="19"/>
               </w:rPr>
-              <w:t>Status</w:t>
-            </w:r>
-          </w:p>
-        </w:tc>
-        <w:tc>
-          <w:tcPr>
-            <w:tcW w:type="dxa" w:w="3024"/>
+              <w:t>Key columns</w:t>
+            </w:r>
+          </w:p>
+        </w:tc>
+        <w:tc>
+          <w:tcPr>
+            <w:tcW w:type="dxa" w:w="2736"/>
             <w:shd w:val="clear" w:color="auto" w:fill="D9E2F3"/>
           </w:tcPr>
           <w:p>
@@ -6539,7 +6489,7 @@
                 <w:i w:val="0"/>
                 <w:sz w:val="19"/>
               </w:rPr>
-              <w:t>Where</w:t>
+              <w:t>Purpose</w:t>
             </w:r>
           </w:p>
         </w:tc>
@@ -6547,7 +6497,7 @@
       <w:tr>
         <w:tc>
           <w:tcPr>
-            <w:tcW w:type="dxa" w:w="3168"/>
+            <w:tcW w:type="dxa" w:w="1872"/>
           </w:tcPr>
           <w:p>
             <w:pPr>
@@ -6562,13 +6512,13 @@
                 <w:i w:val="0"/>
                 <w:sz w:val="19"/>
               </w:rPr>
-              <w:t>8 JUnit tests</w:t>
-            </w:r>
-          </w:p>
-        </w:tc>
-        <w:tc>
-          <w:tcPr>
-            <w:tcW w:type="dxa" w:w="3168"/>
+              <w:t>users</w:t>
+            </w:r>
+          </w:p>
+        </w:tc>
+        <w:tc>
+          <w:tcPr>
+            <w:tcW w:type="dxa" w:w="4752"/>
           </w:tcPr>
           <w:p>
             <w:pPr>
@@ -6583,13 +6533,13 @@
                 <w:i w:val="0"/>
                 <w:sz w:val="19"/>
               </w:rPr>
-              <w:t>Passed on 16 Oct 2026 (archived XML)</w:t>
-            </w:r>
-          </w:p>
-        </w:tc>
-        <w:tc>
-          <w:tcPr>
-            <w:tcW w:type="dxa" w:w="3024"/>
+              <w:t>id, name, email (unique), password_hash, role</w:t>
+            </w:r>
+          </w:p>
+        </w:tc>
+        <w:tc>
+          <w:tcPr>
+            <w:tcW w:type="dxa" w:w="2736"/>
           </w:tcPr>
           <w:p>
             <w:pPr>
@@ -6604,7 +6554,7 @@
                 <w:i w:val="0"/>
                 <w:sz w:val="19"/>
               </w:rPr>
-              <w:t>evidence/archived-2026-10-16-spring4-run/</w:t>
+              <w:t>Accounts with BCrypt hashes and one role</w:t>
             </w:r>
           </w:p>
         </w:tc>
@@ -6612,7 +6562,7 @@
       <w:tr>
         <w:tc>
           <w:tcPr>
-            <w:tcW w:type="dxa" w:w="3168"/>
+            <w:tcW w:type="dxa" w:w="1872"/>
           </w:tcPr>
           <w:p>
             <w:pPr>
@@ -6627,13 +6577,13 @@
                 <w:i w:val="0"/>
                 <w:sz w:val="19"/>
               </w:rPr>
-              <w:t>Checkstyle 0 warnings</w:t>
-            </w:r>
-          </w:p>
-        </w:tc>
-        <w:tc>
-          <w:tcPr>
-            <w:tcW w:type="dxa" w:w="3168"/>
+              <w:t>incidents</w:t>
+            </w:r>
+          </w:p>
+        </w:tc>
+        <w:tc>
+          <w:tcPr>
+            <w:tcW w:type="dxa" w:w="4752"/>
           </w:tcPr>
           <w:p>
             <w:pPr>
@@ -6648,13 +6598,13 @@
                 <w:i w:val="0"/>
                 <w:sz w:val="19"/>
               </w:rPr>
-              <w:t>Run on the final source, 18 Oct 2026</w:t>
-            </w:r>
-          </w:p>
-        </w:tc>
-        <w:tc>
-          <w:tcPr>
-            <w:tcW w:type="dxa" w:w="3024"/>
+              <w:t>id, title, description, category, priority, status, requester_id, assignee_id, resolution, created_at, updated_at</w:t>
+            </w:r>
+          </w:p>
+        </w:tc>
+        <w:tc>
+          <w:tcPr>
+            <w:tcW w:type="dxa" w:w="2736"/>
           </w:tcPr>
           <w:p>
             <w:pPr>
@@ -6669,7 +6619,7 @@
                 <w:i w:val="0"/>
                 <w:sz w:val="19"/>
               </w:rPr>
-              <w:t>evidence/fresh-2026-10-18-this-environment/</w:t>
+              <w:t>Tickets</w:t>
             </w:r>
           </w:p>
         </w:tc>
@@ -6677,7 +6627,7 @@
       <w:tr>
         <w:tc>
           <w:tcPr>
-            <w:tcW w:type="dxa" w:w="3168"/>
+            <w:tcW w:type="dxa" w:w="1872"/>
           </w:tcPr>
           <w:p>
             <w:pPr>
@@ -6692,13 +6642,13 @@
                 <w:i w:val="0"/>
                 <w:sz w:val="19"/>
               </w:rPr>
-              <w:t>npm build + audit</w:t>
-            </w:r>
-          </w:p>
-        </w:tc>
-        <w:tc>
-          <w:tcPr>
-            <w:tcW w:type="dxa" w:w="3168"/>
+              <w:t>incident_events</w:t>
+            </w:r>
+          </w:p>
+        </w:tc>
+        <w:tc>
+          <w:tcPr>
+            <w:tcW w:type="dxa" w:w="4752"/>
           </w:tcPr>
           <w:p>
             <w:pPr>
@@ -6713,13 +6663,13 @@
                 <w:i w:val="0"/>
                 <w:sz w:val="19"/>
               </w:rPr>
-              <w:t>Run on the final source, 18 Oct 2026</w:t>
-            </w:r>
-          </w:p>
-        </w:tc>
-        <w:tc>
-          <w:tcPr>
-            <w:tcW w:type="dxa" w:w="3024"/>
+              <w:t>id, incident_id, actor_id, action, detail, created_at</w:t>
+            </w:r>
+          </w:p>
+        </w:tc>
+        <w:tc>
+          <w:tcPr>
+            <w:tcW w:type="dxa" w:w="2736"/>
           </w:tcPr>
           <w:p>
             <w:pPr>
@@ -6734,7 +6684,7 @@
                 <w:i w:val="0"/>
                 <w:sz w:val="19"/>
               </w:rPr>
-              <w:t>evidence/fresh-2026-10-18-this-environment/</w:t>
+              <w:t>Audit timeline</w:t>
             </w:r>
           </w:p>
         </w:tc>
@@ -6742,7 +6692,7 @@
       <w:tr>
         <w:tc>
           <w:tcPr>
-            <w:tcW w:type="dxa" w:w="3168"/>
+            <w:tcW w:type="dxa" w:w="1872"/>
           </w:tcPr>
           <w:p>
             <w:pPr>
@@ -6757,13 +6707,13 @@
                 <w:i w:val="0"/>
                 <w:sz w:val="19"/>
               </w:rPr>
-              <w:t>Tests, SpotBugs, Trivy, smoke test on final source</w:t>
-            </w:r>
-          </w:p>
-        </w:tc>
-        <w:tc>
-          <w:tcPr>
-            <w:tcW w:type="dxa" w:w="3168"/>
+              <w:t>notifications</w:t>
+            </w:r>
+          </w:p>
+        </w:tc>
+        <w:tc>
+          <w:tcPr>
+            <w:tcW w:type="dxa" w:w="4752"/>
           </w:tcPr>
           <w:p>
             <w:pPr>
@@ -6777,15 +6727,14 @@
                 <w:b w:val="0"/>
                 <w:i w:val="0"/>
                 <w:sz w:val="19"/>
-                <w:highlight w:val="yellow"/>
-              </w:rPr>
-              <w:t>To run: scripts/verify-all</w:t>
-            </w:r>
-          </w:p>
-        </w:tc>
-        <w:tc>
-          <w:tcPr>
-            <w:tcW w:type="dxa" w:w="3024"/>
+              </w:rPr>
+              <w:t>id, recipient_id, message, read_flag, created_at</w:t>
+            </w:r>
+          </w:p>
+        </w:tc>
+        <w:tc>
+          <w:tcPr>
+            <w:tcW w:type="dxa" w:w="2736"/>
           </w:tcPr>
           <w:p>
             <w:pPr>
@@ -6800,7 +6749,7 @@
                 <w:i w:val="0"/>
                 <w:sz w:val="19"/>
               </w:rPr>
-              <w:t>evidence/runs/&lt;timestamp&gt;/summary.md</w:t>
+              <w:t>In-app notifications</w:t>
             </w:r>
           </w:p>
         </w:tc>
@@ -6815,24 +6764,6 @@
     </w:p>
     <w:p>
       <w:pPr>
-        <w:keepNext/>
-        <w:pageBreakBefore/>
-        <w:spacing w:before="0" w:after="240" w:line="276" w:lineRule="auto"/>
-        <w:ind w:left="0"/>
-        <w:jc w:val="center"/>
-      </w:pPr>
-      <w:r>
-        <w:rPr>
-          <w:rFonts w:ascii="Times New Roman" w:hAnsi="Times New Roman" w:cs="Times New Roman"/>
-          <w:b/>
-          <w:i w:val="0"/>
-          <w:sz w:val="28"/>
-        </w:rPr>
-        <w:t>CORE IMPLEMENTATION</w:t>
-      </w:r>
-    </w:p>
-    <w:p>
-      <w:pPr>
         <w:spacing w:before="0" w:after="120" w:line="276" w:lineRule="auto"/>
         <w:ind w:left="0"/>
         <w:jc w:val="both"/>
@@ -6840,36 +6771,11 @@
       <w:r>
         <w:rPr>
           <w:rFonts w:ascii="Times New Roman" w:hAnsi="Times New Roman" w:cs="Times New Roman"/>
-          <w:b/>
-          <w:i w:val="0"/>
-          <w:sz w:val="24"/>
-        </w:rPr>
-        <w:t>Summary of the working features developed:</w:t>
-      </w:r>
-    </w:p>
-    <w:p>
-      <w:pPr>
-        <w:spacing w:before="0" w:after="60" w:line="276" w:lineRule="auto"/>
-        <w:ind w:left="432" w:hanging="288"/>
-        <w:jc w:val="both"/>
-      </w:pPr>
-      <w:r>
-        <w:rPr>
-          <w:rFonts w:ascii="Times New Roman" w:hAnsi="Times New Roman" w:cs="Times New Roman"/>
-          <w:b/>
-          <w:i w:val="0"/>
-          <w:sz w:val="24"/>
-        </w:rPr>
-        <w:t xml:space="preserve">•  Module 1 (User Interface / Presentation): </w:t>
-      </w:r>
-      <w:r>
-        <w:rPr>
-          <w:rFonts w:ascii="Times New Roman" w:hAnsi="Times New Roman" w:cs="Times New Roman"/>
           <w:b w:val="0"/>
           <w:i w:val="0"/>
           <w:sz w:val="24"/>
         </w:rPr>
-        <w:t>a React single-page application with role-aware navigation for employees, support engineers and administrators. Screens: sign-in and self-registration; an overview dashboard with total, awaiting-action, in-progress and resolved counts and the latest incidents; a searchable incident list; a new-incident form (title, description, category, priority); a ticket detail panel with the activity timeline and an update form (assign engineer, status, resolution, comment); notifications with an unread badge; user-role administration; and status and priority reporting. API errors are shown using the "detail" message returned by the backend.</w:t>
+        <w:t>Schema safety: Hibernate runs with JPA_DDL_AUTO=validate by default, so the application never alters an existing schema; update is used only once to create a new local database, and the Spring Boot 4 override forces validate. scripts/backup-db takes a mysqldump before any upgrade. Secrets come only from environment variables, the backend refuses a JWT secret shorter than 32 bytes, and demo accounts exist only when DEMO_SEED=true with a DEMO_PASSWORD supplied at run time.</w:t>
       </w:r>
     </w:p>
     <w:p>
@@ -6882,8 +6788,8 @@
       <w:r>
         <w:drawing>
           <wp:inline xmlns:a="http://schemas.openxmlformats.org/drawingml/2006/main" xmlns:pic="http://schemas.openxmlformats.org/drawingml/2006/picture">
-            <wp:extent cx="4206240" cy="2628900"/>
-            <wp:docPr id="8" name="Picture 8"/>
+            <wp:extent cx="5760720" cy="2277328"/>
+            <wp:docPr id="11" name="Picture 11"/>
             <wp:cNvGraphicFramePr>
               <a:graphicFrameLocks noChangeAspect="1"/>
             </wp:cNvGraphicFramePr>
@@ -6891,11 +6797,11 @@
               <a:graphicData uri="http://schemas.openxmlformats.org/drawingml/2006/picture">
                 <pic:pic>
                   <pic:nvPicPr>
-                    <pic:cNvPr id="0" name="ui-login.png"/>
+                    <pic:cNvPr id="0" name="db-rows.png"/>
                     <pic:cNvPicPr/>
                   </pic:nvPicPr>
                   <pic:blipFill>
-                    <a:blip r:embed="rId19"/>
+                    <a:blip r:embed="rId22"/>
                     <a:stretch>
                       <a:fillRect/>
                     </a:stretch>
@@ -6903,7 +6809,7 @@
                   <pic:spPr>
                     <a:xfrm>
                       <a:off x="0" y="0"/>
-                      <a:ext cx="4206240" cy="2628900"/>
+                      <a:ext cx="5760720" cy="2277328"/>
                     </a:xfrm>
                     <a:prstGeom prst="rect"/>
                   </pic:spPr>
@@ -6927,958 +6833,7 @@
           <w:i/>
           <w:sz w:val="20"/>
         </w:rPr>
-        <w:t>Figure 4.1: Sign-in screen (production build, 18 Oct 2026)</w:t>
-      </w:r>
-    </w:p>
-    <w:tbl>
-      <w:tblPr>
-        <w:tblW w:type="auto" w:w="0"/>
-        <w:jc w:val="center"/>
-        <w:tblBorders>
-          <w:top w:val="dashed" w:sz="4" w:space="0" w:color="C00000"/>
-          <w:left w:val="dashed" w:sz="4" w:space="0" w:color="C00000"/>
-          <w:bottom w:val="dashed" w:sz="4" w:space="0" w:color="C00000"/>
-          <w:right w:val="dashed" w:sz="4" w:space="0" w:color="C00000"/>
-          <w:insideH w:val="dashed" w:sz="4" w:space="0" w:color="C00000"/>
-          <w:insideV w:val="dashed" w:sz="4" w:space="0" w:color="C00000"/>
-        </w:tblBorders>
-        <w:tblLook w:firstColumn="1" w:firstRow="1" w:lastColumn="0" w:lastRow="0" w:noHBand="0" w:noVBand="1" w:val="04A0"/>
-      </w:tblPr>
-      <w:tblGrid>
-        <w:gridCol w:w="10080"/>
-      </w:tblGrid>
-      <w:tr>
-        <w:tc>
-          <w:tcPr>
-            <w:tcW w:type="dxa" w:w="9216"/>
-            <w:shd w:val="clear" w:color="auto" w:fill="FFF4E5"/>
-          </w:tcPr>
-          <w:p>
-            <w:pPr>
-              <w:spacing w:before="0" w:after="0" w:line="240" w:lineRule="auto"/>
-              <w:ind w:left="0" w:firstLine="0"/>
-              <w:jc w:val="center"/>
-            </w:pPr>
-            <w:r>
-              <w:rPr>
-                <w:rFonts w:ascii="Times New Roman" w:hAnsi="Times New Roman" w:cs="Times New Roman"/>
-                <w:b/>
-                <w:i w:val="0"/>
-                <w:sz w:val="20"/>
-              </w:rPr>
-              <w:t>SCREENSHOT TO INSERT — Figure 4.2</w:t>
-            </w:r>
-          </w:p>
-          <w:p>
-            <w:pPr>
-              <w:spacing w:before="0" w:after="0" w:line="240" w:lineRule="auto"/>
-              <w:ind w:left="0"/>
-              <w:jc w:val="center"/>
-            </w:pPr>
-            <w:r>
-              <w:rPr>
-                <w:rFonts w:ascii="Times New Roman" w:hAnsi="Times New Roman" w:cs="Times New Roman"/>
-                <w:b w:val="0"/>
-                <w:i/>
-                <w:sz w:val="19"/>
-              </w:rPr>
-              <w:t>Overview dashboard (administrator)</w:t>
-            </w:r>
-          </w:p>
-          <w:p>
-            <w:pPr>
-              <w:spacing w:before="0" w:after="0" w:line="240" w:lineRule="auto"/>
-              <w:ind w:left="0"/>
-              <w:jc w:val="center"/>
-            </w:pPr>
-            <w:r>
-              <w:rPr>
-                <w:rFonts w:ascii="Times New Roman" w:hAnsi="Times New Roman" w:cs="Times New Roman"/>
-                <w:b w:val="0"/>
-                <w:i/>
-                <w:sz w:val="19"/>
-              </w:rPr>
-              <w:t>Run verify-all.ps1 -KeepRunning, open http://localhost:8089, sign in as admin@demo.local</w:t>
-            </w:r>
-          </w:p>
-        </w:tc>
-      </w:tr>
-    </w:tbl>
-    <w:p>
-      <w:pPr>
-        <w:spacing w:before="40" w:after="200" w:line="276" w:lineRule="auto"/>
-        <w:ind w:left="0"/>
-        <w:jc w:val="center"/>
-      </w:pPr>
-      <w:r>
-        <w:rPr>
-          <w:rFonts w:ascii="Times New Roman" w:hAnsi="Times New Roman" w:cs="Times New Roman"/>
-          <w:b w:val="0"/>
-          <w:i/>
-          <w:sz w:val="20"/>
-        </w:rPr>
-        <w:t>Figure 4.2: Overview dashboard (administrator)</w:t>
-      </w:r>
-    </w:p>
-    <w:tbl>
-      <w:tblPr>
-        <w:tblW w:type="auto" w:w="0"/>
-        <w:jc w:val="center"/>
-        <w:tblBorders>
-          <w:top w:val="dashed" w:sz="4" w:space="0" w:color="C00000"/>
-          <w:left w:val="dashed" w:sz="4" w:space="0" w:color="C00000"/>
-          <w:bottom w:val="dashed" w:sz="4" w:space="0" w:color="C00000"/>
-          <w:right w:val="dashed" w:sz="4" w:space="0" w:color="C00000"/>
-          <w:insideH w:val="dashed" w:sz="4" w:space="0" w:color="C00000"/>
-          <w:insideV w:val="dashed" w:sz="4" w:space="0" w:color="C00000"/>
-        </w:tblBorders>
-        <w:tblLook w:firstColumn="1" w:firstRow="1" w:lastColumn="0" w:lastRow="0" w:noHBand="0" w:noVBand="1" w:val="04A0"/>
-      </w:tblPr>
-      <w:tblGrid>
-        <w:gridCol w:w="10080"/>
-      </w:tblGrid>
-      <w:tr>
-        <w:tc>
-          <w:tcPr>
-            <w:tcW w:type="dxa" w:w="9216"/>
-            <w:shd w:val="clear" w:color="auto" w:fill="FFF4E5"/>
-          </w:tcPr>
-          <w:p>
-            <w:pPr>
-              <w:spacing w:before="0" w:after="0" w:line="240" w:lineRule="auto"/>
-              <w:ind w:left="0" w:firstLine="0"/>
-              <w:jc w:val="center"/>
-            </w:pPr>
-            <w:r>
-              <w:rPr>
-                <w:rFonts w:ascii="Times New Roman" w:hAnsi="Times New Roman" w:cs="Times New Roman"/>
-                <w:b/>
-                <w:i w:val="0"/>
-                <w:sz w:val="20"/>
-              </w:rPr>
-              <w:t>SCREENSHOT TO INSERT — Figure 4.3</w:t>
-            </w:r>
-          </w:p>
-          <w:p>
-            <w:pPr>
-              <w:spacing w:before="0" w:after="0" w:line="240" w:lineRule="auto"/>
-              <w:ind w:left="0"/>
-              <w:jc w:val="center"/>
-            </w:pPr>
-            <w:r>
-              <w:rPr>
-                <w:rFonts w:ascii="Times New Roman" w:hAnsi="Times New Roman" w:cs="Times New Roman"/>
-                <w:b w:val="0"/>
-                <w:i/>
-                <w:sz w:val="19"/>
-              </w:rPr>
-              <w:t>Incident list with search (administrator or employee)</w:t>
-            </w:r>
-          </w:p>
-          <w:p>
-            <w:pPr>
-              <w:spacing w:before="0" w:after="0" w:line="240" w:lineRule="auto"/>
-              <w:ind w:left="0"/>
-              <w:jc w:val="center"/>
-            </w:pPr>
-            <w:r>
-              <w:rPr>
-                <w:rFonts w:ascii="Times New Roman" w:hAnsi="Times New Roman" w:cs="Times New Roman"/>
-                <w:b w:val="0"/>
-                <w:i/>
-                <w:sz w:val="19"/>
-              </w:rPr>
-              <w:t>Incidents tab</w:t>
-            </w:r>
-          </w:p>
-        </w:tc>
-      </w:tr>
-    </w:tbl>
-    <w:p>
-      <w:pPr>
-        <w:spacing w:before="40" w:after="200" w:line="276" w:lineRule="auto"/>
-        <w:ind w:left="0"/>
-        <w:jc w:val="center"/>
-      </w:pPr>
-      <w:r>
-        <w:rPr>
-          <w:rFonts w:ascii="Times New Roman" w:hAnsi="Times New Roman" w:cs="Times New Roman"/>
-          <w:b w:val="0"/>
-          <w:i/>
-          <w:sz w:val="20"/>
-        </w:rPr>
-        <w:t>Figure 4.3: Incident list with search (administrator or employee)</w:t>
-      </w:r>
-    </w:p>
-    <w:tbl>
-      <w:tblPr>
-        <w:tblW w:type="auto" w:w="0"/>
-        <w:jc w:val="center"/>
-        <w:tblBorders>
-          <w:top w:val="dashed" w:sz="4" w:space="0" w:color="C00000"/>
-          <w:left w:val="dashed" w:sz="4" w:space="0" w:color="C00000"/>
-          <w:bottom w:val="dashed" w:sz="4" w:space="0" w:color="C00000"/>
-          <w:right w:val="dashed" w:sz="4" w:space="0" w:color="C00000"/>
-          <w:insideH w:val="dashed" w:sz="4" w:space="0" w:color="C00000"/>
-          <w:insideV w:val="dashed" w:sz="4" w:space="0" w:color="C00000"/>
-        </w:tblBorders>
-        <w:tblLook w:firstColumn="1" w:firstRow="1" w:lastColumn="0" w:lastRow="0" w:noHBand="0" w:noVBand="1" w:val="04A0"/>
-      </w:tblPr>
-      <w:tblGrid>
-        <w:gridCol w:w="10080"/>
-      </w:tblGrid>
-      <w:tr>
-        <w:tc>
-          <w:tcPr>
-            <w:tcW w:type="dxa" w:w="9216"/>
-            <w:shd w:val="clear" w:color="auto" w:fill="FFF4E5"/>
-          </w:tcPr>
-          <w:p>
-            <w:pPr>
-              <w:spacing w:before="0" w:after="0" w:line="240" w:lineRule="auto"/>
-              <w:ind w:left="0" w:firstLine="0"/>
-              <w:jc w:val="center"/>
-            </w:pPr>
-            <w:r>
-              <w:rPr>
-                <w:rFonts w:ascii="Times New Roman" w:hAnsi="Times New Roman" w:cs="Times New Roman"/>
-                <w:b/>
-                <w:i w:val="0"/>
-                <w:sz w:val="20"/>
-              </w:rPr>
-              <w:t>SCREENSHOT TO INSERT — Figure 4.4</w:t>
-            </w:r>
-          </w:p>
-          <w:p>
-            <w:pPr>
-              <w:spacing w:before="0" w:after="0" w:line="240" w:lineRule="auto"/>
-              <w:ind w:left="0"/>
-              <w:jc w:val="center"/>
-            </w:pPr>
-            <w:r>
-              <w:rPr>
-                <w:rFonts w:ascii="Times New Roman" w:hAnsi="Times New Roman" w:cs="Times New Roman"/>
-                <w:b w:val="0"/>
-                <w:i/>
-                <w:sz w:val="19"/>
-              </w:rPr>
-              <w:t>New incident creation form (employee)</w:t>
-            </w:r>
-          </w:p>
-          <w:p>
-            <w:pPr>
-              <w:spacing w:before="0" w:after="0" w:line="240" w:lineRule="auto"/>
-              <w:ind w:left="0"/>
-              <w:jc w:val="center"/>
-            </w:pPr>
-            <w:r>
-              <w:rPr>
-                <w:rFonts w:ascii="Times New Roman" w:hAnsi="Times New Roman" w:cs="Times New Roman"/>
-                <w:b w:val="0"/>
-                <w:i/>
-                <w:sz w:val="19"/>
-              </w:rPr>
-              <w:t>New incident tab, signed in as employee@demo.local</w:t>
-            </w:r>
-          </w:p>
-        </w:tc>
-      </w:tr>
-    </w:tbl>
-    <w:p>
-      <w:pPr>
-        <w:spacing w:before="40" w:after="200" w:line="276" w:lineRule="auto"/>
-        <w:ind w:left="0"/>
-        <w:jc w:val="center"/>
-      </w:pPr>
-      <w:r>
-        <w:rPr>
-          <w:rFonts w:ascii="Times New Roman" w:hAnsi="Times New Roman" w:cs="Times New Roman"/>
-          <w:b w:val="0"/>
-          <w:i/>
-          <w:sz w:val="20"/>
-        </w:rPr>
-        <w:t>Figure 4.4: New incident creation form (employee)</w:t>
-      </w:r>
-    </w:p>
-    <w:tbl>
-      <w:tblPr>
-        <w:tblW w:type="auto" w:w="0"/>
-        <w:jc w:val="center"/>
-        <w:tblBorders>
-          <w:top w:val="dashed" w:sz="4" w:space="0" w:color="C00000"/>
-          <w:left w:val="dashed" w:sz="4" w:space="0" w:color="C00000"/>
-          <w:bottom w:val="dashed" w:sz="4" w:space="0" w:color="C00000"/>
-          <w:right w:val="dashed" w:sz="4" w:space="0" w:color="C00000"/>
-          <w:insideH w:val="dashed" w:sz="4" w:space="0" w:color="C00000"/>
-          <w:insideV w:val="dashed" w:sz="4" w:space="0" w:color="C00000"/>
-        </w:tblBorders>
-        <w:tblLook w:firstColumn="1" w:firstRow="1" w:lastColumn="0" w:lastRow="0" w:noHBand="0" w:noVBand="1" w:val="04A0"/>
-      </w:tblPr>
-      <w:tblGrid>
-        <w:gridCol w:w="10080"/>
-      </w:tblGrid>
-      <w:tr>
-        <w:tc>
-          <w:tcPr>
-            <w:tcW w:type="dxa" w:w="9216"/>
-            <w:shd w:val="clear" w:color="auto" w:fill="FFF4E5"/>
-          </w:tcPr>
-          <w:p>
-            <w:pPr>
-              <w:spacing w:before="0" w:after="0" w:line="240" w:lineRule="auto"/>
-              <w:ind w:left="0" w:firstLine="0"/>
-              <w:jc w:val="center"/>
-            </w:pPr>
-            <w:r>
-              <w:rPr>
-                <w:rFonts w:ascii="Times New Roman" w:hAnsi="Times New Roman" w:cs="Times New Roman"/>
-                <w:b/>
-                <w:i w:val="0"/>
-                <w:sz w:val="20"/>
-              </w:rPr>
-              <w:t>SCREENSHOT TO INSERT — Figure 4.5</w:t>
-            </w:r>
-          </w:p>
-          <w:p>
-            <w:pPr>
-              <w:spacing w:before="0" w:after="0" w:line="240" w:lineRule="auto"/>
-              <w:ind w:left="0"/>
-              <w:jc w:val="center"/>
-            </w:pPr>
-            <w:r>
-              <w:rPr>
-                <w:rFonts w:ascii="Times New Roman" w:hAnsi="Times New Roman" w:cs="Times New Roman"/>
-                <w:b w:val="0"/>
-                <w:i/>
-                <w:sz w:val="19"/>
-              </w:rPr>
-              <w:t>Ticket detail with activity timeline and update form (engineer)</w:t>
-            </w:r>
-          </w:p>
-          <w:p>
-            <w:pPr>
-              <w:spacing w:before="0" w:after="0" w:line="240" w:lineRule="auto"/>
-              <w:ind w:left="0"/>
-              <w:jc w:val="center"/>
-            </w:pPr>
-            <w:r>
-              <w:rPr>
-                <w:rFonts w:ascii="Times New Roman" w:hAnsi="Times New Roman" w:cs="Times New Roman"/>
-                <w:b w:val="0"/>
-                <w:i/>
-                <w:sz w:val="19"/>
-              </w:rPr>
-              <w:t>Click a ticket, signed in as engineer@demo.local</w:t>
-            </w:r>
-          </w:p>
-        </w:tc>
-      </w:tr>
-    </w:tbl>
-    <w:p>
-      <w:pPr>
-        <w:spacing w:before="40" w:after="200" w:line="276" w:lineRule="auto"/>
-        <w:ind w:left="0"/>
-        <w:jc w:val="center"/>
-      </w:pPr>
-      <w:r>
-        <w:rPr>
-          <w:rFonts w:ascii="Times New Roman" w:hAnsi="Times New Roman" w:cs="Times New Roman"/>
-          <w:b w:val="0"/>
-          <w:i/>
-          <w:sz w:val="20"/>
-        </w:rPr>
-        <w:t>Figure 4.5: Ticket detail with activity timeline and update form (engineer)</w:t>
-      </w:r>
-    </w:p>
-    <w:p>
-      <w:pPr>
-        <w:spacing w:before="0" w:after="60" w:line="276" w:lineRule="auto"/>
-        <w:ind w:left="432" w:hanging="288"/>
-        <w:jc w:val="both"/>
-      </w:pPr>
-      <w:r>
-        <w:rPr>
-          <w:rFonts w:ascii="Times New Roman" w:hAnsi="Times New Roman" w:cs="Times New Roman"/>
-          <w:b/>
-          <w:i w:val="0"/>
-          <w:sz w:val="24"/>
-        </w:rPr>
-        <w:t xml:space="preserve">•  Module 2 (Core Business Logic / Processing): </w:t>
-      </w:r>
-      <w:r>
-        <w:rPr>
-          <w:rFonts w:ascii="Times New Roman" w:hAnsi="Times New Roman" w:cs="Times New Roman"/>
-          <w:b w:val="0"/>
-          <w:i w:val="0"/>
-          <w:sz w:val="24"/>
-        </w:rPr>
-        <w:t>incident workflow management in IncidentService and AccessService. An employee submits an incident; the request is validated and saved as OPEN with a CREATED audit event. An administrator assigns it to a user with the ENGINEER role (status ASSIGNED, assignment event, notification to the engineer). The assigned engineer moves it to IN_PROGRESS or ESCALATED, adds comments and records a resolution, then RESOLVED or CLOSED; each change notifies the requester. Rules enforced on the server:</w:t>
-      </w:r>
-    </w:p>
-    <w:p>
-      <w:pPr>
-        <w:spacing w:before="0" w:after="60" w:line="276" w:lineRule="auto"/>
-        <w:ind w:left="864" w:hanging="288"/>
-        <w:jc w:val="both"/>
-      </w:pPr>
-      <w:r>
-        <w:rPr>
-          <w:rFonts w:ascii="Times New Roman" w:hAnsi="Times New Roman" w:cs="Times New Roman"/>
-          <w:b w:val="0"/>
-          <w:i w:val="0"/>
-          <w:sz w:val="24"/>
-        </w:rPr>
-        <w:t>◦  Employees see only their own incidents, engineers only those assigned to them, administrators all.</w:t>
-      </w:r>
-    </w:p>
-    <w:p>
-      <w:pPr>
-        <w:spacing w:before="0" w:after="60" w:line="276" w:lineRule="auto"/>
-        <w:ind w:left="864" w:hanging="288"/>
-        <w:jc w:val="both"/>
-      </w:pPr>
-      <w:r>
-        <w:rPr>
-          <w:rFonts w:ascii="Times New Roman" w:hAnsi="Times New Roman" w:cs="Times New Roman"/>
-          <w:b w:val="0"/>
-          <w:i w:val="0"/>
-          <w:sz w:val="24"/>
-        </w:rPr>
-        <w:t>◦  Only employees and administrators create incidents; only engineers and administrators update them; only administrators assign.</w:t>
-      </w:r>
-    </w:p>
-    <w:p>
-      <w:pPr>
-        <w:spacing w:before="0" w:after="60" w:line="276" w:lineRule="auto"/>
-        <w:ind w:left="864" w:hanging="288"/>
-        <w:jc w:val="both"/>
-      </w:pPr>
-      <w:r>
-        <w:rPr>
-          <w:rFonts w:ascii="Times New Roman" w:hAnsi="Times New Roman" w:cs="Times New Roman"/>
-          <w:b w:val="0"/>
-          <w:i w:val="0"/>
-          <w:sz w:val="24"/>
-        </w:rPr>
-        <w:t>◦  A ticket cannot be set back to OPEN or ASSIGNED, and RESOLVED/CLOSED require resolution text.</w:t>
-      </w:r>
-    </w:p>
-    <w:p>
-      <w:pPr>
-        <w:spacing w:before="0" w:after="60" w:line="276" w:lineRule="auto"/>
-        <w:ind w:left="864" w:hanging="288"/>
-        <w:jc w:val="both"/>
-      </w:pPr>
-      <w:r>
-        <w:rPr>
-          <w:rFonts w:ascii="Times New Roman" w:hAnsi="Times New Roman" w:cs="Times New Roman"/>
-          <w:b w:val="0"/>
-          <w:i w:val="0"/>
-          <w:sz w:val="24"/>
-        </w:rPr>
-        <w:t>◦  Administrators manage roles but cannot change their own role; reports are administrator-only.</w:t>
-      </w:r>
-    </w:p>
-    <w:p>
-      <w:pPr>
-        <w:spacing w:before="0" w:after="60" w:line="276" w:lineRule="auto"/>
-        <w:ind w:left="864" w:hanging="288"/>
-        <w:jc w:val="both"/>
-      </w:pPr>
-      <w:r>
-        <w:rPr>
-          <w:rFonts w:ascii="Times New Roman" w:hAnsi="Times New Roman" w:cs="Times New Roman"/>
-          <w:b w:val="0"/>
-          <w:i w:val="0"/>
-          <w:sz w:val="24"/>
-        </w:rPr>
-        <w:t>◦  Each change and its audit events and notifications are saved in one transaction (@Transactional).</w:t>
-      </w:r>
-    </w:p>
-    <w:p>
-      <w:pPr>
-        <w:spacing w:before="0" w:after="60" w:line="276" w:lineRule="auto"/>
-        <w:ind w:left="432" w:hanging="288"/>
-        <w:jc w:val="both"/>
-      </w:pPr>
-      <w:r>
-        <w:rPr>
-          <w:rFonts w:ascii="Times New Roman" w:hAnsi="Times New Roman" w:cs="Times New Roman"/>
-          <w:b/>
-          <w:i w:val="0"/>
-          <w:sz w:val="24"/>
-        </w:rPr>
-        <w:t xml:space="preserve">•  Module 3 (Data Persistence &amp; Integration): </w:t>
-      </w:r>
-      <w:r>
-        <w:rPr>
-          <w:rFonts w:ascii="Times New Roman" w:hAnsi="Times New Roman" w:cs="Times New Roman"/>
-          <w:b w:val="0"/>
-          <w:i w:val="0"/>
-          <w:sz w:val="24"/>
-        </w:rPr>
-        <w:t>Spring Data JPA repositories map four entities to MySQL 8.4 tables and use derived queries for role-scoped lists (for example findByAssigneeIdOrderByCreatedAtDesc). Integration is REST/JSON: the browser calls /api on Nginx, which forwards to Spring Boot; every request carries a Bearer JWT that the security filter verifies. No external email or SMS API is connected.</w:t>
-      </w:r>
-    </w:p>
-    <w:tbl>
-      <w:tblPr>
-        <w:tblW w:type="auto" w:w="0"/>
-        <w:jc w:val="center"/>
-        <w:tblBorders>
-          <w:top w:val="single" w:sz="4" w:space="0" w:color="000000"/>
-          <w:left w:val="single" w:sz="4" w:space="0" w:color="000000"/>
-          <w:bottom w:val="single" w:sz="4" w:space="0" w:color="000000"/>
-          <w:right w:val="single" w:sz="4" w:space="0" w:color="000000"/>
-          <w:insideH w:val="single" w:sz="4" w:space="0" w:color="000000"/>
-          <w:insideV w:val="single" w:sz="4" w:space="0" w:color="000000"/>
-        </w:tblBorders>
-        <w:tblLook w:firstColumn="1" w:firstRow="1" w:lastColumn="0" w:lastRow="0" w:noHBand="0" w:noVBand="1" w:val="04A0"/>
-      </w:tblPr>
-      <w:tblGrid>
-        <w:gridCol w:w="3360"/>
-        <w:gridCol w:w="3360"/>
-        <w:gridCol w:w="3360"/>
-      </w:tblGrid>
-      <w:tr>
-        <w:tc>
-          <w:tcPr>
-            <w:tcW w:type="dxa" w:w="1872"/>
-            <w:shd w:val="clear" w:color="auto" w:fill="D9E2F3"/>
-          </w:tcPr>
-          <w:p>
-            <w:pPr>
-              <w:spacing w:before="0" w:after="0" w:line="240" w:lineRule="auto"/>
-              <w:ind w:left="0" w:firstLine="0"/>
-              <w:jc w:val="left"/>
-            </w:pPr>
-            <w:r>
-              <w:rPr>
-                <w:rFonts w:ascii="Times New Roman" w:hAnsi="Times New Roman" w:cs="Times New Roman"/>
-                <w:b/>
-                <w:i w:val="0"/>
-                <w:sz w:val="19"/>
-              </w:rPr>
-              <w:t>Table</w:t>
-            </w:r>
-          </w:p>
-        </w:tc>
-        <w:tc>
-          <w:tcPr>
-            <w:tcW w:type="dxa" w:w="4752"/>
-            <w:shd w:val="clear" w:color="auto" w:fill="D9E2F3"/>
-          </w:tcPr>
-          <w:p>
-            <w:pPr>
-              <w:spacing w:before="0" w:after="0" w:line="240" w:lineRule="auto"/>
-              <w:ind w:left="0" w:firstLine="0"/>
-              <w:jc w:val="left"/>
-            </w:pPr>
-            <w:r>
-              <w:rPr>
-                <w:rFonts w:ascii="Times New Roman" w:hAnsi="Times New Roman" w:cs="Times New Roman"/>
-                <w:b/>
-                <w:i w:val="0"/>
-                <w:sz w:val="19"/>
-              </w:rPr>
-              <w:t>Key columns</w:t>
-            </w:r>
-          </w:p>
-        </w:tc>
-        <w:tc>
-          <w:tcPr>
-            <w:tcW w:type="dxa" w:w="2736"/>
-            <w:shd w:val="clear" w:color="auto" w:fill="D9E2F3"/>
-          </w:tcPr>
-          <w:p>
-            <w:pPr>
-              <w:spacing w:before="0" w:after="0" w:line="240" w:lineRule="auto"/>
-              <w:ind w:left="0" w:firstLine="0"/>
-              <w:jc w:val="left"/>
-            </w:pPr>
-            <w:r>
-              <w:rPr>
-                <w:rFonts w:ascii="Times New Roman" w:hAnsi="Times New Roman" w:cs="Times New Roman"/>
-                <w:b/>
-                <w:i w:val="0"/>
-                <w:sz w:val="19"/>
-              </w:rPr>
-              <w:t>Purpose</w:t>
-            </w:r>
-          </w:p>
-        </w:tc>
-      </w:tr>
-      <w:tr>
-        <w:tc>
-          <w:tcPr>
-            <w:tcW w:type="dxa" w:w="1872"/>
-          </w:tcPr>
-          <w:p>
-            <w:pPr>
-              <w:spacing w:before="0" w:after="0" w:line="240" w:lineRule="auto"/>
-              <w:ind w:left="0" w:firstLine="0"/>
-              <w:jc w:val="left"/>
-            </w:pPr>
-            <w:r>
-              <w:rPr>
-                <w:rFonts w:ascii="Times New Roman" w:hAnsi="Times New Roman" w:cs="Times New Roman"/>
-                <w:b w:val="0"/>
-                <w:i w:val="0"/>
-                <w:sz w:val="19"/>
-              </w:rPr>
-              <w:t>users</w:t>
-            </w:r>
-          </w:p>
-        </w:tc>
-        <w:tc>
-          <w:tcPr>
-            <w:tcW w:type="dxa" w:w="4752"/>
-          </w:tcPr>
-          <w:p>
-            <w:pPr>
-              <w:spacing w:before="0" w:after="0" w:line="240" w:lineRule="auto"/>
-              <w:ind w:left="0" w:firstLine="0"/>
-              <w:jc w:val="left"/>
-            </w:pPr>
-            <w:r>
-              <w:rPr>
-                <w:rFonts w:ascii="Times New Roman" w:hAnsi="Times New Roman" w:cs="Times New Roman"/>
-                <w:b w:val="0"/>
-                <w:i w:val="0"/>
-                <w:sz w:val="19"/>
-              </w:rPr>
-              <w:t>id, name, email (unique), password_hash, role</w:t>
-            </w:r>
-          </w:p>
-        </w:tc>
-        <w:tc>
-          <w:tcPr>
-            <w:tcW w:type="dxa" w:w="2736"/>
-          </w:tcPr>
-          <w:p>
-            <w:pPr>
-              <w:spacing w:before="0" w:after="0" w:line="240" w:lineRule="auto"/>
-              <w:ind w:left="0" w:firstLine="0"/>
-              <w:jc w:val="left"/>
-            </w:pPr>
-            <w:r>
-              <w:rPr>
-                <w:rFonts w:ascii="Times New Roman" w:hAnsi="Times New Roman" w:cs="Times New Roman"/>
-                <w:b w:val="0"/>
-                <w:i w:val="0"/>
-                <w:sz w:val="19"/>
-              </w:rPr>
-              <w:t>Accounts with BCrypt hashes and one role</w:t>
-            </w:r>
-          </w:p>
-        </w:tc>
-      </w:tr>
-      <w:tr>
-        <w:tc>
-          <w:tcPr>
-            <w:tcW w:type="dxa" w:w="1872"/>
-          </w:tcPr>
-          <w:p>
-            <w:pPr>
-              <w:spacing w:before="0" w:after="0" w:line="240" w:lineRule="auto"/>
-              <w:ind w:left="0" w:firstLine="0"/>
-              <w:jc w:val="left"/>
-            </w:pPr>
-            <w:r>
-              <w:rPr>
-                <w:rFonts w:ascii="Times New Roman" w:hAnsi="Times New Roman" w:cs="Times New Roman"/>
-                <w:b w:val="0"/>
-                <w:i w:val="0"/>
-                <w:sz w:val="19"/>
-              </w:rPr>
-              <w:t>incidents</w:t>
-            </w:r>
-          </w:p>
-        </w:tc>
-        <w:tc>
-          <w:tcPr>
-            <w:tcW w:type="dxa" w:w="4752"/>
-          </w:tcPr>
-          <w:p>
-            <w:pPr>
-              <w:spacing w:before="0" w:after="0" w:line="240" w:lineRule="auto"/>
-              <w:ind w:left="0" w:firstLine="0"/>
-              <w:jc w:val="left"/>
-            </w:pPr>
-            <w:r>
-              <w:rPr>
-                <w:rFonts w:ascii="Times New Roman" w:hAnsi="Times New Roman" w:cs="Times New Roman"/>
-                <w:b w:val="0"/>
-                <w:i w:val="0"/>
-                <w:sz w:val="19"/>
-              </w:rPr>
-              <w:t>id, title, description, category, priority, status, requester_id, assignee_id, resolution, created_at, updated_at</w:t>
-            </w:r>
-          </w:p>
-        </w:tc>
-        <w:tc>
-          <w:tcPr>
-            <w:tcW w:type="dxa" w:w="2736"/>
-          </w:tcPr>
-          <w:p>
-            <w:pPr>
-              <w:spacing w:before="0" w:after="0" w:line="240" w:lineRule="auto"/>
-              <w:ind w:left="0" w:firstLine="0"/>
-              <w:jc w:val="left"/>
-            </w:pPr>
-            <w:r>
-              <w:rPr>
-                <w:rFonts w:ascii="Times New Roman" w:hAnsi="Times New Roman" w:cs="Times New Roman"/>
-                <w:b w:val="0"/>
-                <w:i w:val="0"/>
-                <w:sz w:val="19"/>
-              </w:rPr>
-              <w:t>Tickets</w:t>
-            </w:r>
-          </w:p>
-        </w:tc>
-      </w:tr>
-      <w:tr>
-        <w:tc>
-          <w:tcPr>
-            <w:tcW w:type="dxa" w:w="1872"/>
-          </w:tcPr>
-          <w:p>
-            <w:pPr>
-              <w:spacing w:before="0" w:after="0" w:line="240" w:lineRule="auto"/>
-              <w:ind w:left="0" w:firstLine="0"/>
-              <w:jc w:val="left"/>
-            </w:pPr>
-            <w:r>
-              <w:rPr>
-                <w:rFonts w:ascii="Times New Roman" w:hAnsi="Times New Roman" w:cs="Times New Roman"/>
-                <w:b w:val="0"/>
-                <w:i w:val="0"/>
-                <w:sz w:val="19"/>
-              </w:rPr>
-              <w:t>incident_events</w:t>
-            </w:r>
-          </w:p>
-        </w:tc>
-        <w:tc>
-          <w:tcPr>
-            <w:tcW w:type="dxa" w:w="4752"/>
-          </w:tcPr>
-          <w:p>
-            <w:pPr>
-              <w:spacing w:before="0" w:after="0" w:line="240" w:lineRule="auto"/>
-              <w:ind w:left="0" w:firstLine="0"/>
-              <w:jc w:val="left"/>
-            </w:pPr>
-            <w:r>
-              <w:rPr>
-                <w:rFonts w:ascii="Times New Roman" w:hAnsi="Times New Roman" w:cs="Times New Roman"/>
-                <w:b w:val="0"/>
-                <w:i w:val="0"/>
-                <w:sz w:val="19"/>
-              </w:rPr>
-              <w:t>id, incident_id, actor_id, action, detail, created_at</w:t>
-            </w:r>
-          </w:p>
-        </w:tc>
-        <w:tc>
-          <w:tcPr>
-            <w:tcW w:type="dxa" w:w="2736"/>
-          </w:tcPr>
-          <w:p>
-            <w:pPr>
-              <w:spacing w:before="0" w:after="0" w:line="240" w:lineRule="auto"/>
-              <w:ind w:left="0" w:firstLine="0"/>
-              <w:jc w:val="left"/>
-            </w:pPr>
-            <w:r>
-              <w:rPr>
-                <w:rFonts w:ascii="Times New Roman" w:hAnsi="Times New Roman" w:cs="Times New Roman"/>
-                <w:b w:val="0"/>
-                <w:i w:val="0"/>
-                <w:sz w:val="19"/>
-              </w:rPr>
-              <w:t>Audit timeline</w:t>
-            </w:r>
-          </w:p>
-        </w:tc>
-      </w:tr>
-      <w:tr>
-        <w:tc>
-          <w:tcPr>
-            <w:tcW w:type="dxa" w:w="1872"/>
-          </w:tcPr>
-          <w:p>
-            <w:pPr>
-              <w:spacing w:before="0" w:after="0" w:line="240" w:lineRule="auto"/>
-              <w:ind w:left="0" w:firstLine="0"/>
-              <w:jc w:val="left"/>
-            </w:pPr>
-            <w:r>
-              <w:rPr>
-                <w:rFonts w:ascii="Times New Roman" w:hAnsi="Times New Roman" w:cs="Times New Roman"/>
-                <w:b w:val="0"/>
-                <w:i w:val="0"/>
-                <w:sz w:val="19"/>
-              </w:rPr>
-              <w:t>notifications</w:t>
-            </w:r>
-          </w:p>
-        </w:tc>
-        <w:tc>
-          <w:tcPr>
-            <w:tcW w:type="dxa" w:w="4752"/>
-          </w:tcPr>
-          <w:p>
-            <w:pPr>
-              <w:spacing w:before="0" w:after="0" w:line="240" w:lineRule="auto"/>
-              <w:ind w:left="0" w:firstLine="0"/>
-              <w:jc w:val="left"/>
-            </w:pPr>
-            <w:r>
-              <w:rPr>
-                <w:rFonts w:ascii="Times New Roman" w:hAnsi="Times New Roman" w:cs="Times New Roman"/>
-                <w:b w:val="0"/>
-                <w:i w:val="0"/>
-                <w:sz w:val="19"/>
-              </w:rPr>
-              <w:t>id, recipient_id, message, read_flag, created_at</w:t>
-            </w:r>
-          </w:p>
-        </w:tc>
-        <w:tc>
-          <w:tcPr>
-            <w:tcW w:type="dxa" w:w="2736"/>
-          </w:tcPr>
-          <w:p>
-            <w:pPr>
-              <w:spacing w:before="0" w:after="0" w:line="240" w:lineRule="auto"/>
-              <w:ind w:left="0" w:firstLine="0"/>
-              <w:jc w:val="left"/>
-            </w:pPr>
-            <w:r>
-              <w:rPr>
-                <w:rFonts w:ascii="Times New Roman" w:hAnsi="Times New Roman" w:cs="Times New Roman"/>
-                <w:b w:val="0"/>
-                <w:i w:val="0"/>
-                <w:sz w:val="19"/>
-              </w:rPr>
-              <w:t>In-app notifications</w:t>
-            </w:r>
-          </w:p>
-        </w:tc>
-      </w:tr>
-    </w:tbl>
-    <w:p>
-      <w:pPr>
-        <w:spacing w:before="0" w:after="120" w:line="276" w:lineRule="auto"/>
-        <w:ind w:left="0"/>
-        <w:jc w:val="both"/>
-      </w:pPr>
-    </w:p>
-    <w:p>
-      <w:pPr>
-        <w:spacing w:before="0" w:after="120" w:line="276" w:lineRule="auto"/>
-        <w:ind w:left="0"/>
-        <w:jc w:val="both"/>
-      </w:pPr>
-      <w:r>
-        <w:rPr>
-          <w:rFonts w:ascii="Times New Roman" w:hAnsi="Times New Roman" w:cs="Times New Roman"/>
-          <w:b w:val="0"/>
-          <w:i w:val="0"/>
-          <w:sz w:val="24"/>
-        </w:rPr>
-        <w:t>Schema safety: Hibernate runs with JPA_DDL_AUTO=validate by default, so the application never alters an existing schema; update is used only once to create a new local database, and the Spring Boot 4 override forces validate. scripts/backup-db takes a mysqldump before any upgrade. Secrets come only from environment variables, the backend refuses a JWT secret shorter than 32 bytes, and demo accounts exist only when DEMO_SEED=true with a DEMO_PASSWORD supplied at run time.</w:t>
-      </w:r>
-    </w:p>
-    <w:tbl>
-      <w:tblPr>
-        <w:tblW w:type="auto" w:w="0"/>
-        <w:jc w:val="center"/>
-        <w:tblBorders>
-          <w:top w:val="dashed" w:sz="4" w:space="0" w:color="C00000"/>
-          <w:left w:val="dashed" w:sz="4" w:space="0" w:color="C00000"/>
-          <w:bottom w:val="dashed" w:sz="4" w:space="0" w:color="C00000"/>
-          <w:right w:val="dashed" w:sz="4" w:space="0" w:color="C00000"/>
-          <w:insideH w:val="dashed" w:sz="4" w:space="0" w:color="C00000"/>
-          <w:insideV w:val="dashed" w:sz="4" w:space="0" w:color="C00000"/>
-        </w:tblBorders>
-        <w:tblLook w:firstColumn="1" w:firstRow="1" w:lastColumn="0" w:lastRow="0" w:noHBand="0" w:noVBand="1" w:val="04A0"/>
-      </w:tblPr>
-      <w:tblGrid>
-        <w:gridCol w:w="10080"/>
-      </w:tblGrid>
-      <w:tr>
-        <w:tc>
-          <w:tcPr>
-            <w:tcW w:type="dxa" w:w="9216"/>
-            <w:shd w:val="clear" w:color="auto" w:fill="FFF4E5"/>
-          </w:tcPr>
-          <w:p>
-            <w:pPr>
-              <w:spacing w:before="0" w:after="0" w:line="240" w:lineRule="auto"/>
-              <w:ind w:left="0" w:firstLine="0"/>
-              <w:jc w:val="center"/>
-            </w:pPr>
-            <w:r>
-              <w:rPr>
-                <w:rFonts w:ascii="Times New Roman" w:hAnsi="Times New Roman" w:cs="Times New Roman"/>
-                <w:b/>
-                <w:i w:val="0"/>
-                <w:sz w:val="20"/>
-              </w:rPr>
-              <w:t>SCREENSHOT TO INSERT — Figure 4.6</w:t>
-            </w:r>
-          </w:p>
-          <w:p>
-            <w:pPr>
-              <w:spacing w:before="0" w:after="0" w:line="240" w:lineRule="auto"/>
-              <w:ind w:left="0"/>
-              <w:jc w:val="center"/>
-            </w:pPr>
-            <w:r>
-              <w:rPr>
-                <w:rFonts w:ascii="Times New Roman" w:hAnsi="Times New Roman" w:cs="Times New Roman"/>
-                <w:b w:val="0"/>
-                <w:i/>
-                <w:sz w:val="19"/>
-              </w:rPr>
-              <w:t>Database rows written by the workflow (incidents and incident_events)</w:t>
-            </w:r>
-          </w:p>
-          <w:p>
-            <w:pPr>
-              <w:spacing w:before="0" w:after="0" w:line="240" w:lineRule="auto"/>
-              <w:ind w:left="0"/>
-              <w:jc w:val="center"/>
-            </w:pPr>
-            <w:r>
-              <w:rPr>
-                <w:rFonts w:ascii="Times New Roman" w:hAnsi="Times New Roman" w:cs="Times New Roman"/>
-                <w:b w:val="0"/>
-                <w:i/>
-                <w:sz w:val="19"/>
-              </w:rPr>
-              <w:t>From evidence\runs\&lt;timestamp&gt;\stack-b-sb4-db-rows.log</w:t>
-            </w:r>
-          </w:p>
-        </w:tc>
-      </w:tr>
-    </w:tbl>
-    <w:p>
-      <w:pPr>
-        <w:spacing w:before="40" w:after="200" w:line="276" w:lineRule="auto"/>
-        <w:ind w:left="0"/>
-        <w:jc w:val="center"/>
-      </w:pPr>
-      <w:r>
-        <w:rPr>
-          <w:rFonts w:ascii="Times New Roman" w:hAnsi="Times New Roman" w:cs="Times New Roman"/>
-          <w:b w:val="0"/>
-          <w:i/>
-          <w:sz w:val="20"/>
-        </w:rPr>
-        <w:t>Figure 4.6: Database rows written by the workflow (incidents and incident_events)</w:t>
+        <w:t>Figure 4.4: Incident and audit-event rows stored in MySQL by the workflow (times in UTC)</w:t>
       </w:r>
     </w:p>
     <w:p>

--- a/docs/BEA_Phase2_Report_Enterprise_Service_Desk.docx
+++ b/docs/BEA_Phase2_Report_Enterprise_Service_Desk.docx
@@ -1951,6 +1951,23 @@
     </w:p>
     <w:p>
       <w:pPr>
+        <w:spacing w:before="0" w:after="80" w:line="276" w:lineRule="auto"/>
+        <w:ind w:left="0"/>
+        <w:jc w:val="both"/>
+      </w:pPr>
+      <w:r>
+        <w:rPr>
+          <w:rFonts w:ascii="Times New Roman" w:hAnsi="Times New Roman" w:cs="Times New Roman"/>
+          <w:b w:val="0"/>
+          <w:i w:val="0"/>
+          <w:sz w:val="24"/>
+        </w:rPr>
+        <w:t>The application is built and run with Docker Desktop on Windows (PowerShell). Docker downloads Java, Maven, Node.js, Nginx and MySQL inside the containers, so nothing else needs to be installed.</w:t>
+      </w:r>
+    </w:p>
+    <w:p>
+      <w:pPr>
+        <w:keepNext/>
         <w:spacing w:before="0" w:after="40" w:line="276" w:lineRule="auto"/>
         <w:ind w:left="0"/>
         <w:jc w:val="both"/>
@@ -1958,19 +1975,11 @@
       <w:r>
         <w:rPr>
           <w:rFonts w:ascii="Times New Roman" w:hAnsi="Times New Roman" w:cs="Times New Roman"/>
-          <w:b w:val="0"/>
+          <w:b/>
           <w:i w:val="0"/>
           <w:sz w:val="24"/>
         </w:rPr>
-        <w:t>With Docker (recommended):</w:t>
-      </w:r>
-      <w:r>
-        <w:rPr>
-          <w:rFonts w:ascii="Times New Roman" w:hAnsi="Times New Roman" w:cs="Times New Roman"/>
-          <w:b w:val="0"/>
-          <w:i w:val="0"/>
-          <w:sz w:val="24"/>
-        </w:rPr>
+        <w:t>1. Configure secrets (one time):</w:t>
       </w:r>
     </w:p>
     <w:p>
@@ -1986,9 +1995,9 @@
           <w:rFonts w:ascii="Courier New" w:hAnsi="Courier New" w:cs="Courier New"/>
           <w:b w:val="0"/>
           <w:i w:val="0"/>
-          <w:sz w:val="18"/>
-        </w:rPr>
-        <w:t>cp .env.example .env            # set DB_PASSWORD, MYSQL_ROOT_PASSWORD, JWT_SECRET</w:t>
+          <w:sz w:val="17"/>
+        </w:rPr>
+        <w:t>cd "F:\VIISem\Enterprise_Service_Desk_Phase2_Final\service-desk-phase2"</w:t>
       </w:r>
     </w:p>
     <w:p>
@@ -2004,9 +2013,9 @@
           <w:rFonts w:ascii="Courier New" w:hAnsi="Courier New" w:cs="Courier New"/>
           <w:b w:val="0"/>
           <w:i w:val="0"/>
-          <w:sz w:val="18"/>
-        </w:rPr>
-        <w:t>docker compose up --build -d     # open http://localhost:8088</w:t>
+          <w:sz w:val="17"/>
+        </w:rPr>
+        <w:t>Copy-Item .env.example .env</w:t>
       </w:r>
     </w:p>
     <w:p>
@@ -2022,9 +2031,50 @@
           <w:rFonts w:ascii="Courier New" w:hAnsi="Courier New" w:cs="Courier New"/>
           <w:b w:val="0"/>
           <w:i w:val="0"/>
-          <w:sz w:val="18"/>
-        </w:rPr>
-        <w:t># optional Spring Boot 4 backend (back up the database first):</w:t>
+          <w:sz w:val="17"/>
+        </w:rPr>
+        <w:t>notepad .env   # DB_PASSWORD, MYSQL_ROOT_PASSWORD, JWT_SECRET, JPA_DDL_AUTO=update,</w:t>
+      </w:r>
+    </w:p>
+    <w:p>
+      <w:pPr>
+        <w:shd w:val="clear" w:color="auto" w:fill="F2F2F2"/>
+        <w:spacing w:before="0" w:after="0" w:line="240" w:lineRule="auto"/>
+        <w:ind w:left="216"/>
+        <w:jc w:val="left"/>
+      </w:pPr>
+      <w:r>
+        <w:rPr>
+          <w:rFonts w:ascii="Courier New" w:hAnsi="Courier New" w:cs="Courier New"/>
+          <w:b w:val="0"/>
+          <w:i w:val="0"/>
+          <w:sz w:val="17"/>
+        </w:rPr>
+        <w:t xml:space="preserve">               # DEMO_SEED=true, DEMO_PASSWORD (12+ characters)</w:t>
+      </w:r>
+    </w:p>
+    <w:p>
+      <w:pPr>
+        <w:spacing w:before="0" w:after="80" w:line="276" w:lineRule="auto"/>
+        <w:ind w:left="0"/>
+        <w:jc w:val="both"/>
+      </w:pPr>
+    </w:p>
+    <w:p>
+      <w:pPr>
+        <w:keepNext/>
+        <w:spacing w:before="0" w:after="40" w:line="276" w:lineRule="auto"/>
+        <w:ind w:left="0"/>
+        <w:jc w:val="both"/>
+      </w:pPr>
+      <w:r>
+        <w:rPr>
+          <w:rFonts w:ascii="Times New Roman" w:hAnsi="Times New Roman" w:cs="Times New Roman"/>
+          <w:b/>
+          <w:i w:val="0"/>
+          <w:sz w:val="24"/>
+        </w:rPr>
+        <w:t>2. Build and start MySQL, the Spring Boot API and the React/Nginx frontend:</w:t>
       </w:r>
     </w:p>
     <w:p>
@@ -2040,49 +2090,9 @@
           <w:rFonts w:ascii="Courier New" w:hAnsi="Courier New" w:cs="Courier New"/>
           <w:b w:val="0"/>
           <w:i w:val="0"/>
-          <w:sz w:val="18"/>
-        </w:rPr>
-        <w:t>scripts/backup-db.sh</w:t>
-      </w:r>
-    </w:p>
-    <w:p>
-      <w:pPr>
-        <w:shd w:val="clear" w:color="auto" w:fill="F2F2F2"/>
-        <w:spacing w:before="0" w:after="0" w:line="240" w:lineRule="auto"/>
-        <w:ind w:left="216"/>
-        <w:jc w:val="left"/>
-      </w:pPr>
-      <w:r>
-        <w:rPr>
-          <w:rFonts w:ascii="Courier New" w:hAnsi="Courier New" w:cs="Courier New"/>
-          <w:b w:val="0"/>
-          <w:i w:val="0"/>
-          <w:sz w:val="18"/>
-        </w:rPr>
-        <w:t>docker compose -f compose.yaml -f compose.secure.yaml up --build -d</w:t>
-      </w:r>
-    </w:p>
-    <w:p>
-      <w:pPr>
-        <w:spacing w:before="0" w:after="80" w:line="276" w:lineRule="auto"/>
-        <w:ind w:left="0"/>
-        <w:jc w:val="both"/>
-      </w:pPr>
-    </w:p>
-    <w:p>
-      <w:pPr>
-        <w:spacing w:before="0" w:after="40" w:line="276" w:lineRule="auto"/>
-        <w:ind w:left="0"/>
-        <w:jc w:val="both"/>
-      </w:pPr>
-      <w:r>
-        <w:rPr>
-          <w:rFonts w:ascii="Times New Roman" w:hAnsi="Times New Roman" w:cs="Times New Roman"/>
-          <w:b w:val="0"/>
-          <w:i w:val="0"/>
-          <w:sz w:val="24"/>
-        </w:rPr>
-        <w:t>Without Docker (Java 17, Maven 3.9, Node 20.19+, MySQL 8):</w:t>
+          <w:sz w:val="17"/>
+        </w:rPr>
+        <w:t>docker compose up --build -d</w:t>
       </w:r>
     </w:p>
     <w:p>
@@ -2098,9 +2108,75 @@
           <w:rFonts w:ascii="Courier New" w:hAnsi="Courier New" w:cs="Courier New"/>
           <w:b w:val="0"/>
           <w:i w:val="0"/>
-          <w:sz w:val="18"/>
-        </w:rPr>
-        <w:t>cd backend &amp;&amp; mvn spring-boot:run      # needs DB_URL, DB_USER, DB_PASSWORD, JWT_SECRET</w:t>
+          <w:sz w:val="17"/>
+        </w:rPr>
+        <w:t>docker compose ps</w:t>
+      </w:r>
+    </w:p>
+    <w:p>
+      <w:pPr>
+        <w:shd w:val="clear" w:color="auto" w:fill="F2F2F2"/>
+        <w:spacing w:before="0" w:after="0" w:line="240" w:lineRule="auto"/>
+        <w:ind w:left="216"/>
+        <w:jc w:val="left"/>
+      </w:pPr>
+      <w:r>
+        <w:rPr>
+          <w:rFonts w:ascii="Courier New" w:hAnsi="Courier New" w:cs="Courier New"/>
+          <w:b w:val="0"/>
+          <w:i w:val="0"/>
+          <w:sz w:val="17"/>
+        </w:rPr>
+        <w:t>docker compose logs backend --tail 20   # wait for "Started ServiceDeskApplication"</w:t>
+      </w:r>
+    </w:p>
+    <w:p>
+      <w:pPr>
+        <w:spacing w:before="0" w:after="80" w:line="276" w:lineRule="auto"/>
+        <w:ind w:left="0"/>
+        <w:jc w:val="both"/>
+      </w:pPr>
+    </w:p>
+    <w:p>
+      <w:pPr>
+        <w:spacing w:before="0" w:after="80" w:line="276" w:lineRule="auto"/>
+        <w:ind w:left="0"/>
+        <w:jc w:val="both"/>
+      </w:pPr>
+      <w:r>
+        <w:rPr>
+          <w:rFonts w:ascii="Times New Roman" w:hAnsi="Times New Roman" w:cs="Times New Roman"/>
+          <w:b/>
+          <w:i w:val="0"/>
+          <w:sz w:val="24"/>
+        </w:rPr>
+        <w:t>3. Open the application:</w:t>
+      </w:r>
+      <w:r>
+        <w:rPr>
+          <w:rFonts w:ascii="Times New Roman" w:hAnsi="Times New Roman" w:cs="Times New Roman"/>
+          <w:b w:val="0"/>
+          <w:i w:val="0"/>
+          <w:sz w:val="24"/>
+        </w:rPr>
+        <w:t xml:space="preserve"> http://localhost:8088 (sign in as admin@demo.local, engineer@demo.local or employee@demo.local with DEMO_PASSWORD).</w:t>
+      </w:r>
+    </w:p>
+    <w:p>
+      <w:pPr>
+        <w:keepNext/>
+        <w:spacing w:before="0" w:after="40" w:line="276" w:lineRule="auto"/>
+        <w:ind w:left="0"/>
+        <w:jc w:val="both"/>
+      </w:pPr>
+      <w:r>
+        <w:rPr>
+          <w:rFonts w:ascii="Times New Roman" w:hAnsi="Times New Roman" w:cs="Times New Roman"/>
+          <w:b/>
+          <w:i w:val="0"/>
+          <w:sz w:val="24"/>
+        </w:rPr>
+        <w:t>4. Check the data stored in MySQL:</w:t>
       </w:r>
     </w:p>
     <w:p>
@@ -2116,9 +2192,50 @@
           <w:rFonts w:ascii="Courier New" w:hAnsi="Courier New" w:cs="Courier New"/>
           <w:b w:val="0"/>
           <w:i w:val="0"/>
-          <w:sz w:val="18"/>
-        </w:rPr>
-        <w:t>cd frontend &amp;&amp; npm ci &amp;&amp; npm run dev   # open http://localhost:5173</w:t>
+          <w:sz w:val="17"/>
+        </w:rPr>
+        <w:t>"SELECT id,title,status FROM incidents;" |</w:t>
+      </w:r>
+    </w:p>
+    <w:p>
+      <w:pPr>
+        <w:shd w:val="clear" w:color="auto" w:fill="F2F2F2"/>
+        <w:spacing w:before="0" w:after="0" w:line="240" w:lineRule="auto"/>
+        <w:ind w:left="216"/>
+        <w:jc w:val="left"/>
+      </w:pPr>
+      <w:r>
+        <w:rPr>
+          <w:rFonts w:ascii="Courier New" w:hAnsi="Courier New" w:cs="Courier New"/>
+          <w:b w:val="0"/>
+          <w:i w:val="0"/>
+          <w:sz w:val="17"/>
+        </w:rPr>
+        <w:t xml:space="preserve">  docker compose exec -T db sh -c 'exec mysql -t -uroot -p$MYSQL_ROOT_PASSWORD servicedesk'</w:t>
+      </w:r>
+    </w:p>
+    <w:p>
+      <w:pPr>
+        <w:spacing w:before="0" w:after="80" w:line="276" w:lineRule="auto"/>
+        <w:ind w:left="0"/>
+        <w:jc w:val="both"/>
+      </w:pPr>
+    </w:p>
+    <w:p>
+      <w:pPr>
+        <w:keepNext/>
+        <w:spacing w:before="0" w:after="40" w:line="276" w:lineRule="auto"/>
+        <w:ind w:left="0"/>
+        <w:jc w:val="both"/>
+      </w:pPr>
+      <w:r>
+        <w:rPr>
+          <w:rFonts w:ascii="Times New Roman" w:hAnsi="Times New Roman" w:cs="Times New Roman"/>
+          <w:b/>
+          <w:i w:val="0"/>
+          <w:sz w:val="24"/>
+        </w:rPr>
+        <w:t>5. Stop the application:</w:t>
       </w:r>
     </w:p>
     <w:p>
@@ -2134,9 +2251,9 @@
           <w:rFonts w:ascii="Courier New" w:hAnsi="Courier New" w:cs="Courier New"/>
           <w:b w:val="0"/>
           <w:i w:val="0"/>
-          <w:sz w:val="18"/>
-        </w:rPr>
-        <w:t>cd backend &amp;&amp; mvn clean test            # unit + API tests</w:t>
+          <w:sz w:val="17"/>
+        </w:rPr>
+        <w:t>docker compose down        # keeps the data</w:t>
       </w:r>
     </w:p>
     <w:p>
@@ -2151,9 +2268,9 @@
           <w:rFonts w:ascii="Courier New" w:hAnsi="Courier New" w:cs="Courier New"/>
           <w:b w:val="0"/>
           <w:i w:val="0"/>
-          <w:sz w:val="18"/>
-        </w:rPr>
-        <w:t>scripts/verify-all.ps1  (or .sh)        # all tests, analysis, scans, end-to-end check</w:t>
+          <w:sz w:val="17"/>
+        </w:rPr>
+        <w:t>docker compose down -v     # also deletes the database volume</w:t>
       </w:r>
     </w:p>
     <w:p>

--- a/docs/BEA_Phase2_Report_Enterprise_Service_Desk.docx
+++ b/docs/BEA_Phase2_Report_Enterprise_Service_Desk.docx
@@ -904,7 +904,7 @@
           <w:i w:val="0"/>
           <w:sz w:val="24"/>
         </w:rPr>
-        <w:t>This Phase-2 work turns the Phase-1 design of an Enterprise Service Desk &amp; Incident Management Platform into a working full-stack application for the IT service-management domain. The implemented three-tier architecture uses a React 18 and Bootstrap 5 single-page client served by Nginx, a Spring Boot REST API secured with Spring Security, JSON Web Tokens and BCrypt with three roles (employee, support engineer, administrator), and Spring Data JPA/Hibernate persistence on MySQL 8.4, packaged as a Docker Compose stack. The repository separates frontend, controller, service, repository, model, DTO and security packages, with tests, deployment files, scripts and documentation in their own folders; the default backend runs on Spring Boot 3.5.16 and an identical hardened module runs on Spring Boot 4.1.1. Static analysis with SpotBugs 4.9.8 reported zero bugs, and therefore zero critical bugs; Checkstyle (Google Java Style) warnings were reduced from 116 to 0 in both backend modules, and npm audit reports no known vulnerabilities after the frontend build toolchain was upgraded. Testing comprises two JUnit 5 unit tests of the dashboard metrics and six Spring MockMvc API tests covering input validation, authentication, authorization and the incident endpoints; all eight passed in the recorded run. The complete login, create, assign, progress, resolve and report workflow was demonstrated on the deployed Docker stack against MySQL, and a 20-step end-to-end smoke test and a single verification script were added to repeat these checks. The operational outcome is a role-based incident workflow with audit history, in-app notifications and administrator reporting, with the review findings on secrets, demo access, schema safety and report accuracy corrected in the source.</w:t>
+        <w:t>This Phase-2 work turns the Phase-1 design of an Enterprise Service Desk &amp; Incident Management Platform into a working full-stack application for the IT service-management domain. The implemented three-tier architecture uses a React 18 and Bootstrap 5 single-page client served by Nginx, a Spring Boot REST API secured with Spring Security, JSON Web Tokens and BCrypt with three roles (employee, support engineer, administrator), and Spring Data JPA/Hibernate persistence on MySQL 8.4, packaged as a Docker Compose stack. The repository separates frontend, controller, service, repository, model, DTO and security packages, with tests, deployment files, scripts and documentation in their own folders; the default backend runs on Spring Boot 3.5.16 and an identical hardened module runs on Spring Boot 4.1.1. Static analysis with SpotBugs 4.9.8 reported zero bugs, and therefore zero critical bugs; Trivy found no HIGH or CRITICAL vulnerabilities in the hardened Spring Boot 4 container image; Checkstyle (Google Java Style) warnings were reduced from 116 to 0 in both backend modules, and npm audit reports no known vulnerabilities after the frontend build toolchain was upgraded. Testing comprises two JUnit 5 unit tests of the dashboard metrics and six Spring MockMvc API tests covering input validation, authentication, authorization and the incident endpoints; all eight passed in the recorded run. The complete login, create, assign, progress, resolve and report workflow was demonstrated on the deployed Docker stack against MySQL, and a 20-step end-to-end smoke test and a single verification script were added to repeat these checks. The operational outcome is a role-based incident workflow with audit history, in-app notifications and administrator reporting, with the review findings on secrets, demo access, schema safety and report accuracy corrected in the source.</w:t>
       </w:r>
     </w:p>
     <w:p>
@@ -2320,7 +2320,7 @@
           <w:i w:val="0"/>
           <w:sz w:val="24"/>
         </w:rPr>
-        <w:t>SpotBugs 4.9.8 (bytecode bug-pattern analysis); Checkstyle 9.3 with google_checks.xml, the version used by maven-checkstyle-plugin 3.5.0; npm audit for frontend dependencies. Trivy container-image scanning is scripted in scripts/verify-all for release builds.</w:t>
+        <w:t>SpotBugs 4.9.8 (bytecode bug-pattern analysis); Checkstyle 9.3 with google_checks.xml, the version used by maven-checkstyle-plugin 3.5.0; npm audit for frontend dependencies; Trivy for the built backend container images (operating-system packages and Java libraries).</w:t>
       </w:r>
     </w:p>
     <w:p>
@@ -2404,7 +2404,7 @@
           <w:i w:val="0"/>
           <w:sz w:val="24"/>
         </w:rPr>
-        <w:t xml:space="preserve"> (npm audit on frontend dependencies, after upgrading Vite to 7.3.7; previously 1 high and 1 moderate)</w:t>
+        <w:t xml:space="preserve"> HIGH/CRITICAL in the frontend dependencies (npm audit, after upgrading Vite to 7.3.7) and in the hardened Spring Boot 4 backend image (Trivy)</w:t>
       </w:r>
     </w:p>
     <w:p>
@@ -2723,6 +2723,71 @@
           </w:p>
         </w:tc>
       </w:tr>
+      <w:tr>
+        <w:tc>
+          <w:tcPr>
+            <w:tcW w:type="dxa" w:w="2448"/>
+          </w:tcPr>
+          <w:p>
+            <w:pPr>
+              <w:spacing w:before="0" w:after="0" w:line="240" w:lineRule="auto"/>
+              <w:ind w:left="0" w:firstLine="0"/>
+              <w:jc w:val="left"/>
+            </w:pPr>
+            <w:r>
+              <w:rPr>
+                <w:rFonts w:ascii="Times New Roman" w:hAnsi="Times New Roman" w:cs="Times New Roman"/>
+                <w:b w:val="0"/>
+                <w:i w:val="0"/>
+                <w:sz w:val="19"/>
+              </w:rPr>
+              <w:t>Container image vulnerabilities (HIGH/CRITICAL)</w:t>
+            </w:r>
+          </w:p>
+        </w:tc>
+        <w:tc>
+          <w:tcPr>
+            <w:tcW w:type="dxa" w:w="3744"/>
+          </w:tcPr>
+          <w:p>
+            <w:pPr>
+              <w:spacing w:before="0" w:after="0" w:line="240" w:lineRule="auto"/>
+              <w:ind w:left="0" w:firstLine="0"/>
+              <w:jc w:val="left"/>
+            </w:pPr>
+            <w:r>
+              <w:rPr>
+                <w:rFonts w:ascii="Times New Roman" w:hAnsi="Times New Roman" w:cs="Times New Roman"/>
+                <w:b w:val="0"/>
+                <w:i w:val="0"/>
+                <w:sz w:val="19"/>
+              </w:rPr>
+              <w:t>Spring Boot 4 image (Chainguard JRE): 0 / 0. Spring Boot 3.5 image (distroless Debian): 9 HIGH, 5 CRITICAL before the dependency pins (4 in libuuid1 with no fix released; 10 in Jackson, Tomcat and spring-webmvc)</w:t>
+            </w:r>
+          </w:p>
+        </w:tc>
+        <w:tc>
+          <w:tcPr>
+            <w:tcW w:type="dxa" w:w="3168"/>
+          </w:tcPr>
+          <w:p>
+            <w:pPr>
+              <w:spacing w:before="0" w:after="0" w:line="240" w:lineRule="auto"/>
+              <w:ind w:left="0" w:firstLine="0"/>
+              <w:jc w:val="left"/>
+            </w:pPr>
+            <w:r>
+              <w:rPr>
+                <w:rFonts w:ascii="Times New Roman" w:hAnsi="Times New Roman" w:cs="Times New Roman"/>
+                <w:b w:val="0"/>
+                <w:i w:val="0"/>
+                <w:sz w:val="19"/>
+              </w:rPr>
+              <w:t>Trivy image scan (Figure 2.4)</w:t>
+            </w:r>
+          </w:p>
+        </w:tc>
+      </w:tr>
     </w:tbl>
     <w:p>
       <w:pPr>
@@ -3306,6 +3371,98 @@
                 <w:sz w:val="19"/>
               </w:rPr>
               <w:t>Upgraded to Vite 7.3.7, exact versions, package-lock.json, npm ci in the image build</w:t>
+            </w:r>
+          </w:p>
+        </w:tc>
+      </w:tr>
+      <w:tr>
+        <w:tc>
+          <w:tcPr>
+            <w:tcW w:w="0" w:type="auto"/>
+            <w:hideMark/>
+          </w:tcPr>
+          <w:p>
+            <w:pPr>
+              <w:pStyle w:val="ListParagraph"/>
+              <w:widowControl w:val="0"/>
+              <w:autoSpaceDE w:val="0"/>
+              <w:autoSpaceDN w:val="0"/>
+              <w:spacing w:before="0" w:after="0" w:line="240" w:lineRule="auto"/>
+              <w:ind w:left="0" w:firstLine="0"/>
+              <w:jc w:val="left"/>
+              <w:rPr>
+                <w:sz w:val="24"/>
+                <w:szCs w:val="24"/>
+              </w:rPr>
+            </w:pPr>
+            <w:r>
+              <w:rPr>
+                <w:rFonts w:ascii="Times New Roman" w:hAnsi="Times New Roman" w:cs="Times New Roman"/>
+                <w:b w:val="0"/>
+                <w:i w:val="0"/>
+                <w:sz w:val="19"/>
+              </w:rPr>
+              <w:t>Trivy: Jackson 2.21.4 (5 HIGH) and Tomcat 10.1.55 (3 CRITICAL) in the Spring Boot 3.5 image</w:t>
+            </w:r>
+          </w:p>
+        </w:tc>
+        <w:tc>
+          <w:tcPr>
+            <w:tcW w:w="0" w:type="auto"/>
+            <w:hideMark/>
+          </w:tcPr>
+          <w:p>
+            <w:pPr>
+              <w:pStyle w:val="ListParagraph"/>
+              <w:widowControl w:val="0"/>
+              <w:autoSpaceDE w:val="0"/>
+              <w:autoSpaceDN w:val="0"/>
+              <w:spacing w:before="0" w:after="0" w:line="240" w:lineRule="auto"/>
+              <w:ind w:left="0" w:firstLine="0"/>
+              <w:jc w:val="left"/>
+              <w:rPr>
+                <w:sz w:val="24"/>
+                <w:szCs w:val="24"/>
+              </w:rPr>
+            </w:pPr>
+            <w:r>
+              <w:rPr>
+                <w:rFonts w:ascii="Times New Roman" w:hAnsi="Times New Roman" w:cs="Times New Roman"/>
+                <w:b w:val="0"/>
+                <w:i w:val="0"/>
+                <w:sz w:val="19"/>
+              </w:rPr>
+              <w:t>backend/pom.xml</w:t>
+            </w:r>
+          </w:p>
+        </w:tc>
+        <w:tc>
+          <w:tcPr>
+            <w:tcW w:w="0" w:type="auto"/>
+            <w:hideMark/>
+          </w:tcPr>
+          <w:p>
+            <w:pPr>
+              <w:pStyle w:val="ListParagraph"/>
+              <w:widowControl w:val="0"/>
+              <w:autoSpaceDE w:val="0"/>
+              <w:autoSpaceDN w:val="0"/>
+              <w:spacing w:before="0" w:after="0" w:line="240" w:lineRule="auto"/>
+              <w:ind w:left="0" w:firstLine="0"/>
+              <w:jc w:val="left"/>
+              <w:rPr>
+                <w:sz w:val="24"/>
+                <w:szCs w:val="24"/>
+              </w:rPr>
+            </w:pPr>
+            <w:r>
+              <w:rPr>
+                <w:rFonts w:ascii="Times New Roman" w:hAnsi="Times New Roman" w:cs="Times New Roman"/>
+                <w:b w:val="0"/>
+                <w:i w:val="0"/>
+                <w:sz w:val="19"/>
+              </w:rPr>
+              <w:t>Pinned jackson-bom 2.21.7 and Tomcat 10.1.58 (fixed versions); the Spring Boot 4 image (Tomcat 11.0.26, Jackson 2.22.3/3.2.3, Chainguard JRE) scans clean and is the recommended deployment</w:t>
             </w:r>
           </w:p>
         </w:tc>
@@ -3696,6 +3853,80 @@
     <w:p>
       <w:pPr>
         <w:keepNext/>
+        <w:spacing w:before="120" w:after="40" w:line="276" w:lineRule="auto"/>
+        <w:ind w:left="0"/>
+        <w:jc w:val="center"/>
+      </w:pPr>
+      <w:r>
+        <w:drawing>
+          <wp:inline xmlns:a="http://schemas.openxmlformats.org/drawingml/2006/main" xmlns:pic="http://schemas.openxmlformats.org/drawingml/2006/picture">
+            <wp:extent cx="5852160" cy="3839017"/>
+            <wp:docPr id="7" name="Picture 7"/>
+            <wp:cNvGraphicFramePr>
+              <a:graphicFrameLocks noChangeAspect="1"/>
+            </wp:cNvGraphicFramePr>
+            <a:graphic>
+              <a:graphicData uri="http://schemas.openxmlformats.org/drawingml/2006/picture">
+                <pic:pic>
+                  <pic:nvPicPr>
+                    <pic:cNvPr id="0" name="trivy.png"/>
+                    <pic:cNvPicPr/>
+                  </pic:nvPicPr>
+                  <pic:blipFill>
+                    <a:blip r:embed="rId18"/>
+                    <a:stretch>
+                      <a:fillRect/>
+                    </a:stretch>
+                  </pic:blipFill>
+                  <pic:spPr>
+                    <a:xfrm>
+                      <a:off x="0" y="0"/>
+                      <a:ext cx="5852160" cy="3839017"/>
+                    </a:xfrm>
+                    <a:prstGeom prst="rect"/>
+                  </pic:spPr>
+                </pic:pic>
+              </a:graphicData>
+            </a:graphic>
+          </wp:inline>
+        </w:drawing>
+      </w:r>
+    </w:p>
+    <w:p>
+      <w:pPr>
+        <w:spacing w:before="0" w:after="200" w:line="276" w:lineRule="auto"/>
+        <w:ind w:left="0"/>
+        <w:jc w:val="center"/>
+      </w:pPr>
+      <w:r>
+        <w:rPr>
+          <w:rFonts w:ascii="Times New Roman" w:hAnsi="Times New Roman" w:cs="Times New Roman"/>
+          <w:b w:val="0"/>
+          <w:i/>
+          <w:sz w:val="20"/>
+        </w:rPr>
+        <w:t>Figure 2.4: Trivy scan — (a) Spring Boot 4 image: 0 HIGH/CRITICAL; (b) Spring Boot 3.5 image before dependency pins</w:t>
+      </w:r>
+    </w:p>
+    <w:p>
+      <w:pPr>
+        <w:spacing w:before="0" w:after="120" w:line="276" w:lineRule="auto"/>
+        <w:ind w:left="0"/>
+        <w:jc w:val="both"/>
+      </w:pPr>
+      <w:r>
+        <w:rPr>
+          <w:rFonts w:ascii="Times New Roman" w:hAnsi="Times New Roman" w:cs="Times New Roman"/>
+          <w:b w:val="0"/>
+          <w:i w:val="0"/>
+          <w:sz w:val="22"/>
+        </w:rPr>
+        <w:t>Remaining findings in the Spring Boot 3.5 image: two spring-webmvc 6.2.19 CVEs (XsltView and Server-Sent Events) are fixed only in Spring Framework 7, i.e. Spring Boot 4; this application uses neither feature. The four libuuid1 findings come from the distroless Debian base and have no fixed package yet. Both are removed by deploying the hardened Spring Boot 4 image with compose.secure.yaml.</w:t>
+      </w:r>
+    </w:p>
+    <w:p>
+      <w:pPr>
+        <w:keepNext/>
         <w:pageBreakBefore/>
         <w:spacing w:before="0" w:after="240" w:line="276" w:lineRule="auto"/>
         <w:ind w:left="0"/>
@@ -6114,7 +6345,7 @@
         <w:drawing>
           <wp:inline xmlns:a="http://schemas.openxmlformats.org/drawingml/2006/main" xmlns:pic="http://schemas.openxmlformats.org/drawingml/2006/picture">
             <wp:extent cx="5852160" cy="1819490"/>
-            <wp:docPr id="7" name="Picture 7"/>
+            <wp:docPr id="8" name="Picture 8"/>
             <wp:cNvGraphicFramePr>
               <a:graphicFrameLocks noChangeAspect="1"/>
             </wp:cNvGraphicFramePr>
@@ -6126,7 +6357,7 @@
                     <pic:cNvPicPr/>
                   </pic:nvPicPr>
                   <pic:blipFill>
-                    <a:blip r:embed="rId18"/>
+                    <a:blip r:embed="rId19"/>
                     <a:stretch>
                       <a:fillRect/>
                     </a:stretch>
@@ -6231,7 +6462,7 @@
         <w:drawing>
           <wp:inline xmlns:a="http://schemas.openxmlformats.org/drawingml/2006/main" xmlns:pic="http://schemas.openxmlformats.org/drawingml/2006/picture">
             <wp:extent cx="4023360" cy="2514600"/>
-            <wp:docPr id="8" name="Picture 8"/>
+            <wp:docPr id="9" name="Picture 9"/>
             <wp:cNvGraphicFramePr>
               <a:graphicFrameLocks noChangeAspect="1"/>
             </wp:cNvGraphicFramePr>
@@ -6243,7 +6474,7 @@
                     <pic:cNvPicPr/>
                   </pic:nvPicPr>
                   <pic:blipFill>
-                    <a:blip r:embed="rId19"/>
+                    <a:blip r:embed="rId20"/>
                     <a:stretch>
                       <a:fillRect/>
                     </a:stretch>
@@ -6289,7 +6520,7 @@
         <w:drawing>
           <wp:inline xmlns:a="http://schemas.openxmlformats.org/drawingml/2006/main" xmlns:pic="http://schemas.openxmlformats.org/drawingml/2006/picture">
             <wp:extent cx="5760720" cy="2703237"/>
-            <wp:docPr id="9" name="Picture 9"/>
+            <wp:docPr id="10" name="Picture 10"/>
             <wp:cNvGraphicFramePr>
               <a:graphicFrameLocks noChangeAspect="1"/>
             </wp:cNvGraphicFramePr>
@@ -6301,7 +6532,7 @@
                     <pic:cNvPicPr/>
                   </pic:nvPicPr>
                   <pic:blipFill>
-                    <a:blip r:embed="rId20"/>
+                    <a:blip r:embed="rId21"/>
                     <a:stretch>
                       <a:fillRect/>
                     </a:stretch>
@@ -6347,7 +6578,7 @@
         <w:drawing>
           <wp:inline xmlns:a="http://schemas.openxmlformats.org/drawingml/2006/main" xmlns:pic="http://schemas.openxmlformats.org/drawingml/2006/picture">
             <wp:extent cx="5760720" cy="2502992"/>
-            <wp:docPr id="10" name="Picture 10"/>
+            <wp:docPr id="11" name="Picture 11"/>
             <wp:cNvGraphicFramePr>
               <a:graphicFrameLocks noChangeAspect="1"/>
             </wp:cNvGraphicFramePr>
@@ -6359,7 +6590,7 @@
                     <pic:cNvPicPr/>
                   </pic:nvPicPr>
                   <pic:blipFill>
-                    <a:blip r:embed="rId21"/>
+                    <a:blip r:embed="rId22"/>
                     <a:stretch>
                       <a:fillRect/>
                     </a:stretch>
@@ -6906,7 +7137,7 @@
         <w:drawing>
           <wp:inline xmlns:a="http://schemas.openxmlformats.org/drawingml/2006/main" xmlns:pic="http://schemas.openxmlformats.org/drawingml/2006/picture">
             <wp:extent cx="5760720" cy="2277328"/>
-            <wp:docPr id="11" name="Picture 11"/>
+            <wp:docPr id="12" name="Picture 12"/>
             <wp:cNvGraphicFramePr>
               <a:graphicFrameLocks noChangeAspect="1"/>
             </wp:cNvGraphicFramePr>
@@ -6918,7 +7149,7 @@
                     <pic:cNvPicPr/>
                   </pic:nvPicPr>
                   <pic:blipFill>
-                    <a:blip r:embed="rId22"/>
+                    <a:blip r:embed="rId23"/>
                     <a:stretch>
                       <a:fillRect/>
                     </a:stretch>

--- a/docs/BEA_Phase2_Report_Enterprise_Service_Desk.docx
+++ b/docs/BEA_Phase2_Report_Enterprise_Service_Desk.docx
@@ -904,7 +904,7 @@
           <w:i w:val="0"/>
           <w:sz w:val="24"/>
         </w:rPr>
-        <w:t>This Phase-2 work turns the Phase-1 design of an Enterprise Service Desk &amp; Incident Management Platform into a working full-stack application for the IT service-management domain. The implemented three-tier architecture uses a React 18 and Bootstrap 5 single-page client served by Nginx, a Spring Boot REST API secured with Spring Security, JSON Web Tokens and BCrypt with three roles (employee, support engineer, administrator), and Spring Data JPA/Hibernate persistence on MySQL 8.4, packaged as a Docker Compose stack. The repository separates frontend, controller, service, repository, model, DTO and security packages, with tests, deployment files, scripts and documentation in their own folders; the default backend runs on Spring Boot 3.5.16 and an identical hardened module runs on Spring Boot 4.1.1. Static analysis with SpotBugs 4.9.8 reported zero bugs, and therefore zero critical bugs; Trivy found no HIGH or CRITICAL vulnerabilities in the hardened Spring Boot 4 container image; Checkstyle (Google Java Style) warnings were reduced from 116 to 0 in both backend modules, and npm audit reports no known vulnerabilities after the frontend build toolchain was upgraded. Testing comprises two JUnit 5 unit tests of the dashboard metrics and six Spring MockMvc API tests covering input validation, authentication, authorization and the incident endpoints; all eight passed in the recorded run. The complete login, create, assign, progress, resolve and report workflow was demonstrated on the deployed Docker stack against MySQL, and a 20-step end-to-end smoke test and a single verification script were added to repeat these checks. The operational outcome is a role-based incident workflow with audit history, in-app notifications and administrator reporting, with the review findings on secrets, demo access, schema safety and report accuracy corrected in the source.</w:t>
+        <w:t>This Phase-2 work turns the Phase-1 design of an Enterprise Service Desk &amp; Incident Management Platform into a working full-stack application for the IT service-management domain. The implemented three-tier architecture uses a React 18 and Bootstrap 5 single-page client served by Nginx, a Spring Boot REST API secured with Spring Security, JSON Web Tokens and BCrypt with three roles (employee, support engineer, administrator), and Spring Data JPA/Hibernate persistence on MySQL 8.4, packaged as a Docker Compose stack. The repository separates frontend, controller, service, repository, model, DTO and security packages, with tests, deployment files, scripts and documentation in their own folders; the deployed backend runs on Spring Boot 4.1.1 with the Chainguard JRE, and the same code is kept as a Spring Boot 3.5.16 reference module. Static analysis with SpotBugs 4.9.8 reported zero bugs, and therefore zero critical bugs; Trivy found no HIGH or CRITICAL vulnerabilities in the deployed backend and frontend container images; Checkstyle (Google Java Style) warnings were reduced from 116 to 0 in both backend modules, and npm audit reports no known vulnerabilities after the frontend build toolchain was upgraded. Testing comprises two JUnit 5 unit tests of the dashboard metrics and six Spring MockMvc API tests covering input validation, authentication, authorization and the incident endpoints; all eight passed in the recorded run. The complete login, create, assign, progress, resolve and report workflow was demonstrated on the deployed Docker stack against MySQL, and a 20-step end-to-end smoke test and a single verification script were added to repeat these checks. The operational outcome is a role-based incident workflow with audit history, in-app notifications and administrator reporting, with the review findings on secrets, demo access, schema safety and report accuracy corrected in the source.</w:t>
       </w:r>
     </w:p>
     <w:p>
@@ -1298,7 +1298,7 @@
                 <w:i w:val="0"/>
                 <w:sz w:val="20"/>
               </w:rPr>
-              <w:t>Java 17; Spring Boot 3.5.16 (default backend) and 4.1.1 (hardened backend)</w:t>
+              <w:t>Java 17; Spring Boot 4.1.1 with Tomcat 11.0.26 (deployed); Spring Boot 3.5.16 reference module</w:t>
             </w:r>
           </w:p>
         </w:tc>
@@ -1518,7 +1518,7 @@
                 <w:i w:val="0"/>
                 <w:sz w:val="20"/>
               </w:rPr>
-              <w:t>Docker Compose; multi-stage Dockerfiles; distroless and Chainguard JRE runtime images</w:t>
+              <w:t>Docker Compose; multi-stage Dockerfiles; Chainguard JRE (backend), Nginx on Alpine with security updates (frontend)</w:t>
             </w:r>
           </w:p>
         </w:tc>
@@ -1599,7 +1599,7 @@
           <w:i w:val="0"/>
           <w:sz w:val="18"/>
         </w:rPr>
-        <w:t>├── backend/                     # Spring Boot 3.5 API (default deployment)</w:t>
+        <w:t>├── backend/                     # Spring Boot 3.5 build of the API (reference)</w:t>
       </w:r>
     </w:p>
     <w:p>
@@ -1779,7 +1779,7 @@
           <w:i w:val="0"/>
           <w:sz w:val="18"/>
         </w:rPr>
-        <w:t>├── backend-spring4-test/        # Same code on Spring Boot 4.1.1 (hardened)</w:t>
+        <w:t>├── backend-spring4-test/        # Same code on Spring Boot 4.1.1 (deployed)</w:t>
       </w:r>
     </w:p>
     <w:p>
@@ -1869,7 +1869,7 @@
           <w:i w:val="0"/>
           <w:sz w:val="18"/>
         </w:rPr>
-        <w:t>├── compose.secure.yaml          # Override: Spring Boot 4 backend, schema locked</w:t>
+        <w:t>├── compose.secure.yaml          # Override for upgrades: schema changes blocked</w:t>
       </w:r>
     </w:p>
     <w:p>
@@ -2320,7 +2320,7 @@
           <w:i w:val="0"/>
           <w:sz w:val="24"/>
         </w:rPr>
-        <w:t>SpotBugs 4.9.8 (bytecode bug-pattern analysis); Checkstyle 9.3 with google_checks.xml, the version used by maven-checkstyle-plugin 3.5.0; npm audit for frontend dependencies; Trivy for the built backend container images (operating-system packages and Java libraries).</w:t>
+        <w:t>SpotBugs 4.9.8 (bytecode bug-pattern analysis); Checkstyle 9.3 with google_checks.xml, the version used by maven-checkstyle-plugin 3.5.0; npm audit for frontend dependencies; Trivy for the deployed backend and frontend container images (operating-system packages and libraries).</w:t>
       </w:r>
     </w:p>
     <w:p>
@@ -2404,7 +2404,7 @@
           <w:i w:val="0"/>
           <w:sz w:val="24"/>
         </w:rPr>
-        <w:t xml:space="preserve"> HIGH/CRITICAL in the frontend dependencies (npm audit, after upgrading Vite to 7.3.7) and in the hardened Spring Boot 4 backend image (Trivy)</w:t>
+        <w:t xml:space="preserve"> (Trivy: 0 HIGH/CRITICAL in the deployed backend and frontend images; npm audit: 0 in frontend dependencies after upgrading Vite to 7.3.7)</w:t>
       </w:r>
     </w:p>
     <w:p>
@@ -2762,7 +2762,7 @@
                 <w:i w:val="0"/>
                 <w:sz w:val="19"/>
               </w:rPr>
-              <w:t>Spring Boot 4 image (Chainguard JRE): 0 / 0. Spring Boot 3.5 image (distroless Debian): 9 HIGH, 5 CRITICAL before the dependency pins (4 in libuuid1 with no fix released; 10 in Jackson, Tomcat and spring-webmvc)</w:t>
+              <w:t>0 HIGH / 0 CRITICAL in the deployed backend (Spring Boot 4.1, Chainguard JRE) and frontend (Nginx, Alpine 3.24.2) images; previously 14 in the Spring Boot 3.5 backend image and 1 in the frontend image</w:t>
             </w:r>
           </w:p>
         </w:tc>
@@ -3402,7 +3402,7 @@
                 <w:i w:val="0"/>
                 <w:sz w:val="19"/>
               </w:rPr>
-              <w:t>Trivy: Jackson 2.21.4 (5 HIGH) and Tomcat 10.1.55 (3 CRITICAL) in the Spring Boot 3.5 image</w:t>
+              <w:t>Trivy: 9 HIGH, 5 CRITICAL in the Spring Boot 3.5 backend image (Jackson, Tomcat, spring-webmvc, libuuid1)</w:t>
             </w:r>
           </w:p>
         </w:tc>
@@ -3432,7 +3432,7 @@
                 <w:i w:val="0"/>
                 <w:sz w:val="19"/>
               </w:rPr>
-              <w:t>backend/pom.xml</w:t>
+              <w:t>compose.yaml, backend/pom.xml</w:t>
             </w:r>
           </w:p>
         </w:tc>
@@ -3462,7 +3462,99 @@
                 <w:i w:val="0"/>
                 <w:sz w:val="19"/>
               </w:rPr>
-              <w:t>Pinned jackson-bom 2.21.7 and Tomcat 10.1.58 (fixed versions); the Spring Boot 4 image (Tomcat 11.0.26, Jackson 2.22.3/3.2.3, Chainguard JRE) scans clean and is the recommended deployment</w:t>
+              <w:t>Deployed the Spring Boot 4.1 backend on the Chainguard JRE (Tomcat 11.0.26, Jackson 2.22.3/3.2.3): 0 findings; pinned Jackson 2.21.7 and Tomcat 10.1.58 in the reference module</w:t>
+            </w:r>
+          </w:p>
+        </w:tc>
+      </w:tr>
+      <w:tr>
+        <w:tc>
+          <w:tcPr>
+            <w:tcW w:w="0" w:type="auto"/>
+            <w:hideMark/>
+          </w:tcPr>
+          <w:p>
+            <w:pPr>
+              <w:pStyle w:val="ListParagraph"/>
+              <w:widowControl w:val="0"/>
+              <w:autoSpaceDE w:val="0"/>
+              <w:autoSpaceDN w:val="0"/>
+              <w:spacing w:before="0" w:after="0" w:line="240" w:lineRule="auto"/>
+              <w:ind w:left="0" w:firstLine="0"/>
+              <w:jc w:val="left"/>
+              <w:rPr>
+                <w:sz w:val="24"/>
+                <w:szCs w:val="24"/>
+              </w:rPr>
+            </w:pPr>
+            <w:r>
+              <w:rPr>
+                <w:rFonts w:ascii="Times New Roman" w:hAnsi="Times New Roman" w:cs="Times New Roman"/>
+                <w:b w:val="0"/>
+                <w:i w:val="0"/>
+                <w:sz w:val="19"/>
+              </w:rPr>
+              <w:t>Trivy: libexpat 2.8.5 HIGH (CVE-2026-77214) in the frontend image</w:t>
+            </w:r>
+          </w:p>
+        </w:tc>
+        <w:tc>
+          <w:tcPr>
+            <w:tcW w:w="0" w:type="auto"/>
+            <w:hideMark/>
+          </w:tcPr>
+          <w:p>
+            <w:pPr>
+              <w:pStyle w:val="ListParagraph"/>
+              <w:widowControl w:val="0"/>
+              <w:autoSpaceDE w:val="0"/>
+              <w:autoSpaceDN w:val="0"/>
+              <w:spacing w:before="0" w:after="0" w:line="240" w:lineRule="auto"/>
+              <w:ind w:left="0" w:firstLine="0"/>
+              <w:jc w:val="left"/>
+              <w:rPr>
+                <w:sz w:val="24"/>
+                <w:szCs w:val="24"/>
+              </w:rPr>
+            </w:pPr>
+            <w:r>
+              <w:rPr>
+                <w:rFonts w:ascii="Times New Roman" w:hAnsi="Times New Roman" w:cs="Times New Roman"/>
+                <w:b w:val="0"/>
+                <w:i w:val="0"/>
+                <w:sz w:val="19"/>
+              </w:rPr>
+              <w:t>Dockerfile</w:t>
+            </w:r>
+          </w:p>
+        </w:tc>
+        <w:tc>
+          <w:tcPr>
+            <w:tcW w:w="0" w:type="auto"/>
+            <w:hideMark/>
+          </w:tcPr>
+          <w:p>
+            <w:pPr>
+              <w:pStyle w:val="ListParagraph"/>
+              <w:widowControl w:val="0"/>
+              <w:autoSpaceDE w:val="0"/>
+              <w:autoSpaceDN w:val="0"/>
+              <w:spacing w:before="0" w:after="0" w:line="240" w:lineRule="auto"/>
+              <w:ind w:left="0" w:firstLine="0"/>
+              <w:jc w:val="left"/>
+              <w:rPr>
+                <w:sz w:val="24"/>
+                <w:szCs w:val="24"/>
+              </w:rPr>
+            </w:pPr>
+            <w:r>
+              <w:rPr>
+                <w:rFonts w:ascii="Times New Roman" w:hAnsi="Times New Roman" w:cs="Times New Roman"/>
+                <w:b w:val="0"/>
+                <w:i w:val="0"/>
+                <w:sz w:val="19"/>
+              </w:rPr>
+              <w:t>Added apk upgrade to the Nginx stage (libexpat 2.9.0): 0 findings</w:t>
             </w:r>
           </w:p>
         </w:tc>
@@ -3860,7 +3952,7 @@
       <w:r>
         <w:drawing>
           <wp:inline xmlns:a="http://schemas.openxmlformats.org/drawingml/2006/main" xmlns:pic="http://schemas.openxmlformats.org/drawingml/2006/picture">
-            <wp:extent cx="5852160" cy="3839017"/>
+            <wp:extent cx="5852160" cy="3224540"/>
             <wp:docPr id="7" name="Picture 7"/>
             <wp:cNvGraphicFramePr>
               <a:graphicFrameLocks noChangeAspect="1"/>
@@ -3881,7 +3973,7 @@
                   <pic:spPr>
                     <a:xfrm>
                       <a:off x="0" y="0"/>
-                      <a:ext cx="5852160" cy="3839017"/>
+                      <a:ext cx="5852160" cy="3224540"/>
                     </a:xfrm>
                     <a:prstGeom prst="rect"/>
                   </pic:spPr>
@@ -3905,23 +3997,7 @@
           <w:i/>
           <w:sz w:val="20"/>
         </w:rPr>
-        <w:t>Figure 2.4: Trivy scan — (a) Spring Boot 4 image: 0 HIGH/CRITICAL; (b) Spring Boot 3.5 image before dependency pins</w:t>
-      </w:r>
-    </w:p>
-    <w:p>
-      <w:pPr>
-        <w:spacing w:before="0" w:after="120" w:line="276" w:lineRule="auto"/>
-        <w:ind w:left="0"/>
-        <w:jc w:val="both"/>
-      </w:pPr>
-      <w:r>
-        <w:rPr>
-          <w:rFonts w:ascii="Times New Roman" w:hAnsi="Times New Roman" w:cs="Times New Roman"/>
-          <w:b w:val="0"/>
-          <w:i w:val="0"/>
-          <w:sz w:val="22"/>
-        </w:rPr>
-        <w:t>Remaining findings in the Spring Boot 3.5 image: two spring-webmvc 6.2.19 CVEs (XsltView and Server-Sent Events) are fixed only in Spring Framework 7, i.e. Spring Boot 4; this application uses neither feature. The four libuuid1 findings come from the distroless Debian base and have no fixed package yet. Both are removed by deploying the hardened Spring Boot 4 image with compose.secure.yaml.</w:t>
+        <w:t>Figure 2.4: Trivy scans of the deployed images — backend and frontend: 0 HIGH, 0 CRITICAL</w:t>
       </w:r>
     </w:p>
     <w:p>
